--- a/4 курс/8 Администрирование компьютерных сетей/2.docx
+++ b/4 курс/8 Администрирование компьютерных сетей/2.docx
@@ -9,6 +9,7 @@
         <w:rPr>
           <w:rFonts w:eastAsia="Calibri"/>
           <w:szCs w:val="22"/>
+          <w:lang w:val="en-US"/>
         </w:rPr>
       </w:pPr>
     </w:p>
@@ -1607,9 +1608,13 @@
               <w:rPr>
                 <w:sz w:val="24"/>
                 <w:szCs w:val="24"/>
-              </w:rPr>
-            </w:pPr>
-            <w:r>
+                <w:lang w:val="en-US"/>
+              </w:rPr>
+            </w:pPr>
+            <w:r>
+              <w:rPr>
+                <w:lang w:val="en-US"/>
+              </w:rPr>
               <w:t>APC Smart-UPS SRT 5000VA</w:t>
             </w:r>
           </w:p>
@@ -1625,6 +1630,7 @@
               <w:rPr>
                 <w:sz w:val="24"/>
                 <w:szCs w:val="24"/>
+                <w:lang w:val="en-US"/>
               </w:rPr>
             </w:pPr>
           </w:p>
@@ -2200,6 +2206,7 @@
         <w:jc w:val="both"/>
       </w:pPr>
       <w:r>
+        <w:lastRenderedPageBreak/>
         <w:t xml:space="preserve">2. </w:t>
       </w:r>
       <w:r>
@@ -2462,6 +2469,7 @@
                 <w:szCs w:val="24"/>
               </w:rPr>
             </w:pPr>
+            <w:proofErr w:type="gramStart"/>
             <w:r>
               <w:rPr>
                 <w:sz w:val="24"/>
@@ -2480,6 +2488,7 @@
               <w:t>нибудь</w:t>
             </w:r>
             <w:proofErr w:type="spellEnd"/>
+            <w:proofErr w:type="gramEnd"/>
             <w:r>
               <w:rPr>
                 <w:sz w:val="24"/>
@@ -2680,6 +2689,7 @@
                 <w:highlight w:val="yellow"/>
               </w:rPr>
             </w:pPr>
+            <w:proofErr w:type="gramStart"/>
             <w:r>
               <w:rPr>
                 <w:sz w:val="24"/>
@@ -2698,6 +2708,7 @@
               <w:t>нибудь</w:t>
             </w:r>
             <w:proofErr w:type="spellEnd"/>
+            <w:proofErr w:type="gramEnd"/>
             <w:r>
               <w:rPr>
                 <w:sz w:val="24"/>
@@ -3825,7 +3836,7 @@
                 <w:noProof/>
               </w:rPr>
               <w:drawing>
-                <wp:inline distT="0" distB="0" distL="0" distR="0" wp14:anchorId="534781CE" wp14:editId="21F94ECE">
+                <wp:inline distT="0" distB="0" distL="0" distR="0" wp14:anchorId="534781CE" wp14:editId="0741B58E">
                   <wp:extent cx="1303020" cy="304800"/>
                   <wp:effectExtent l="0" t="0" r="0" b="0"/>
                   <wp:docPr id="10" name="Рисунок 10"/>
@@ -3923,7 +3934,16 @@
                 <w:sz w:val="20"/>
                 <w:szCs w:val="20"/>
               </w:rPr>
-              <w:t>компактный проводной маршрутизатор для малых и средних филиалов с 4 гигабитными LAN‑портами и 1 WAN‑портом, работающий на Cisco IOS XE, поддерживающий функции безопасности, VPN и SD‑WAN.</w:t>
+              <w:lastRenderedPageBreak/>
+              <w:t xml:space="preserve">компактный проводной маршрутизатор для малых и средних филиалов с 4 </w:t>
+            </w:r>
+            <w:r>
+              <w:rPr>
+                <w:sz w:val="20"/>
+                <w:szCs w:val="20"/>
+              </w:rPr>
+              <w:lastRenderedPageBreak/>
+              <w:t>гигабитными LAN‑портами и 1 WAN‑портом, работающий на Cisco IOS XE, поддерживающий функции безопасности, VPN и SD‑WAN.</w:t>
             </w:r>
           </w:p>
         </w:tc>
@@ -3954,6 +3974,7 @@
                 <w:szCs w:val="20"/>
                 <w:lang w:val="en-US"/>
               </w:rPr>
+              <w:lastRenderedPageBreak/>
               <w:t xml:space="preserve">WAN </w:t>
             </w:r>
             <w:r>
@@ -4034,6 +4055,7 @@
                 <w:sz w:val="20"/>
                 <w:szCs w:val="20"/>
               </w:rPr>
+              <w:lastRenderedPageBreak/>
               <w:t>Максимальная скорость WAN (Мб/с)</w:t>
             </w:r>
             <w:r>
@@ -4298,6 +4320,7 @@
                 <w:sz w:val="24"/>
                 <w:szCs w:val="24"/>
               </w:rPr>
+              <w:lastRenderedPageBreak/>
               <w:t xml:space="preserve">86 225 </w:t>
             </w:r>
             <w:r>
@@ -5429,7 +5452,7 @@
                 <w:noProof/>
               </w:rPr>
               <w:drawing>
-                <wp:inline distT="0" distB="0" distL="0" distR="0" wp14:anchorId="67956924" wp14:editId="27848544">
+                <wp:inline distT="0" distB="0" distL="0" distR="0" wp14:anchorId="67956924" wp14:editId="162AE938">
                   <wp:extent cx="1259205" cy="189865"/>
                   <wp:effectExtent l="0" t="0" r="0" b="635"/>
                   <wp:docPr id="16" name="Рисунок 16" descr="RB3011UIAS-RM"/>
@@ -5777,7 +5800,15 @@
                 <w:sz w:val="20"/>
                 <w:szCs w:val="20"/>
               </w:rPr>
-              <w:t xml:space="preserve"> в пассивном режиме с максимальным током 0,6 А. Собственное потребление роутера не превышает 10 Вт. Полное потребление с учётом максимальной нагрузки, подключённой к порту </w:t>
+              <w:t xml:space="preserve"> в пассивном режиме с максимальным током 0,6 А. Собственное потребление роутера </w:t>
+            </w:r>
+            <w:r>
+              <w:rPr>
+                <w:sz w:val="20"/>
+                <w:szCs w:val="20"/>
+              </w:rPr>
+              <w:lastRenderedPageBreak/>
+              <w:t xml:space="preserve">не превышает 10 Вт. Полное потребление с учётом максимальной нагрузки, подключённой к порту </w:t>
             </w:r>
             <w:proofErr w:type="spellStart"/>
             <w:r>
@@ -5895,6 +5926,7 @@
                 <w:sz w:val="24"/>
                 <w:szCs w:val="24"/>
               </w:rPr>
+              <w:lastRenderedPageBreak/>
               <w:t>29</w:t>
             </w:r>
             <w:r>
@@ -6018,7 +6050,7 @@
                   <v:path o:extrusionok="f" gradientshapeok="t" o:connecttype="rect"/>
                   <o:lock v:ext="edit" aspectratio="t"/>
                 </v:shapetype>
-                <v:shape id="_x0000_i1025" type="#_x0000_t75" style="width:97.1pt;height:51.65pt;visibility:visible">
+                <v:shape id="_x0000_i1025" type="#_x0000_t75" style="width:97.2pt;height:51.6pt;visibility:visible">
                   <v:imagedata r:id="rId18" o:title=""/>
                 </v:shape>
               </w:pict>
@@ -6291,6 +6323,7 @@
               </w:rPr>
               <w:t>Поддержка PoE</w:t>
             </w:r>
+            <w:proofErr w:type="gramStart"/>
             <w:r>
               <w:rPr>
                 <w:sz w:val="20"/>
@@ -6305,6 +6338,7 @@
               </w:rPr>
               <w:t>Нет</w:t>
             </w:r>
+            <w:proofErr w:type="gramEnd"/>
           </w:p>
         </w:tc>
         <w:tc>
@@ -6576,7 +6610,23 @@
                 <w:sz w:val="20"/>
                 <w:szCs w:val="20"/>
               </w:rPr>
-              <w:t>Фиксированные порты WAN -  4 порта GE, 4 порта GE SFP, 2 комбинированных порта GE</w:t>
+              <w:t xml:space="preserve">Фиксированные порты WAN </w:t>
+            </w:r>
+            <w:proofErr w:type="gramStart"/>
+            <w:r>
+              <w:rPr>
+                <w:sz w:val="20"/>
+                <w:szCs w:val="20"/>
+              </w:rPr>
+              <w:t>-  4</w:t>
+            </w:r>
+            <w:proofErr w:type="gramEnd"/>
+            <w:r>
+              <w:rPr>
+                <w:sz w:val="20"/>
+                <w:szCs w:val="20"/>
+              </w:rPr>
+              <w:t xml:space="preserve"> порта GE, 4 порта GE SFP, 2 комбинированных порта GE</w:t>
             </w:r>
           </w:p>
           <w:p>
@@ -6624,8 +6674,17 @@
                 <w:sz w:val="20"/>
                 <w:szCs w:val="20"/>
               </w:rPr>
-              <w:t>Слоты SIC -  4</w:t>
-            </w:r>
+              <w:t xml:space="preserve">Слоты SIC </w:t>
+            </w:r>
+            <w:proofErr w:type="gramStart"/>
+            <w:r>
+              <w:rPr>
+                <w:sz w:val="20"/>
+                <w:szCs w:val="20"/>
+              </w:rPr>
+              <w:t>-  4</w:t>
+            </w:r>
+            <w:proofErr w:type="gramEnd"/>
           </w:p>
           <w:p>
             <w:pPr>
@@ -6946,6 +7005,7 @@
                 <w:sz w:val="20"/>
                 <w:szCs w:val="20"/>
               </w:rPr>
+              <w:lastRenderedPageBreak/>
               <w:t>Резервный источник питания</w:t>
             </w:r>
           </w:p>
@@ -7056,6 +7116,7 @@
                 <w:sz w:val="24"/>
                 <w:szCs w:val="24"/>
               </w:rPr>
+              <w:lastRenderedPageBreak/>
               <w:t>176 400</w:t>
             </w:r>
           </w:p>
@@ -7132,7 +7193,7 @@
                 <w:lang w:eastAsia="ru-RU"/>
               </w:rPr>
               <w:pict w14:anchorId="75AD9F6D">
-                <v:shape id="_x0000_i1026" type="#_x0000_t75" style="width:60.7pt;height:35.5pt;visibility:visible">
+                <v:shape id="_x0000_i1026" type="#_x0000_t75" style="width:60.6pt;height:35.4pt;visibility:visible">
                   <v:imagedata r:id="rId22" o:title=""/>
                 </v:shape>
               </w:pict>
@@ -8118,7 +8179,7 @@
                 <w:noProof/>
               </w:rPr>
               <w:drawing>
-                <wp:inline distT="0" distB="0" distL="0" distR="0" wp14:anchorId="7627B526" wp14:editId="5E52BF5F">
+                <wp:inline distT="0" distB="0" distL="0" distR="0" wp14:anchorId="7627B526" wp14:editId="1061E215">
                   <wp:extent cx="465667" cy="465667"/>
                   <wp:effectExtent l="0" t="0" r="0" b="0"/>
                   <wp:docPr id="3" name="Рисунок 3"/>
@@ -8269,7 +8330,16 @@
                   <w:sz w:val="24"/>
                   <w:szCs w:val="24"/>
                 </w:rPr>
-                <w:t>https://shop.nag.ru/catalog/00001.kommutatory/89908.rossijskie-kommutatory-torp--rep/53806.snr-s5210g-24tx-poe-r</w:t>
+                <w:t>https://shop.nag.ru/catalog/00001.kommutatory/89908.rossijskie-kommutatory-</w:t>
+              </w:r>
+              <w:r>
+                <w:rPr>
+                  <w:rStyle w:val="aa"/>
+                  <w:sz w:val="24"/>
+                  <w:szCs w:val="24"/>
+                </w:rPr>
+                <w:lastRenderedPageBreak/>
+                <w:t>torp--rep/53806.snr-s5210g-24tx-poe-r</w:t>
               </w:r>
             </w:hyperlink>
           </w:p>
@@ -8292,6 +8362,7 @@
                 <w:sz w:val="20"/>
                 <w:szCs w:val="20"/>
               </w:rPr>
+              <w:lastRenderedPageBreak/>
               <w:t xml:space="preserve">Управляемый гигабитный L2+ коммутатор SNR-S5210G-24TX-POE-R предназначен для построения сетей доступа c 10G </w:t>
             </w:r>
             <w:proofErr w:type="spellStart"/>
@@ -8324,7 +8395,15 @@
                 <w:sz w:val="20"/>
                 <w:szCs w:val="20"/>
               </w:rPr>
-              <w:t xml:space="preserve"> 24 портами 10/100/1000Base-T и 4 портами 1/10G SFP+, поддерживает статическую маршрутизацию до 512 IPv4 маршрутов, 1024 </w:t>
+              <w:t xml:space="preserve"> 24 портами 10/100/1000Base-T и 4 портами 1/10G SFP+, поддерживает статическую маршрутизацию до </w:t>
+            </w:r>
+            <w:r>
+              <w:rPr>
+                <w:sz w:val="20"/>
+                <w:szCs w:val="20"/>
+              </w:rPr>
+              <w:lastRenderedPageBreak/>
+              <w:t xml:space="preserve">512 IPv4 маршрутов, 1024 </w:t>
             </w:r>
             <w:proofErr w:type="spellStart"/>
             <w:r>
@@ -8449,6 +8528,7 @@
                 <w:sz w:val="20"/>
                 <w:szCs w:val="20"/>
               </w:rPr>
+              <w:lastRenderedPageBreak/>
               <w:t>Размещение: монтируемый в стойку;</w:t>
             </w:r>
           </w:p>
@@ -8739,6 +8819,7 @@
                 <w:sz w:val="20"/>
                 <w:szCs w:val="20"/>
               </w:rPr>
+              <w:lastRenderedPageBreak/>
               <w:t>Блок питания: встроенный (~220 V AC, 90-264 V);</w:t>
             </w:r>
           </w:p>
@@ -9310,6 +9391,7 @@
                 <w:sz w:val="24"/>
                 <w:szCs w:val="24"/>
               </w:rPr>
+              <w:lastRenderedPageBreak/>
               <w:t>125000</w:t>
             </w:r>
             <w:r>
@@ -9371,7 +9453,7 @@
                 <w:noProof/>
               </w:rPr>
               <w:drawing>
-                <wp:inline distT="0" distB="0" distL="0" distR="0" wp14:anchorId="61168E7F" wp14:editId="5D7B4D56">
+                <wp:inline distT="0" distB="0" distL="0" distR="0" wp14:anchorId="61168E7F" wp14:editId="0E55E5E9">
                   <wp:extent cx="487680" cy="487680"/>
                   <wp:effectExtent l="0" t="0" r="7620" b="0"/>
                   <wp:docPr id="4" name="Рисунок 4"/>
@@ -10252,6 +10334,7 @@
                 <w:sz w:val="20"/>
                 <w:szCs w:val="20"/>
               </w:rPr>
+              <w:lastRenderedPageBreak/>
               <w:t xml:space="preserve">предназначены для сетей с </w:t>
             </w:r>
             <w:proofErr w:type="spellStart"/>
@@ -10284,7 +10367,15 @@
                 <w:sz w:val="20"/>
                 <w:szCs w:val="20"/>
               </w:rPr>
-              <w:t xml:space="preserve">-устройств в пространственно-ограниченных, тихих средах. Поддерживают современное управление, телеметрию, сегментацию (VLAN, VXLAN/EVPN), </w:t>
+              <w:t xml:space="preserve">-устройств в пространственно-ограниченных, тихих средах. Поддерживают </w:t>
+            </w:r>
+            <w:r>
+              <w:rPr>
+                <w:sz w:val="20"/>
+                <w:szCs w:val="20"/>
+              </w:rPr>
+              <w:lastRenderedPageBreak/>
+              <w:t xml:space="preserve">современное управление, телеметрию, сегментацию (VLAN, VXLAN/EVPN), </w:t>
             </w:r>
             <w:proofErr w:type="spellStart"/>
             <w:r>
@@ -10329,6 +10420,7 @@
                 <w:sz w:val="20"/>
                 <w:szCs w:val="20"/>
               </w:rPr>
+              <w:lastRenderedPageBreak/>
               <w:t xml:space="preserve">Порты: 12 × 10M-1G RJ45 </w:t>
             </w:r>
             <w:proofErr w:type="spellStart"/>
@@ -10546,6 +10638,7 @@
                 <w:sz w:val="20"/>
                 <w:szCs w:val="20"/>
               </w:rPr>
+              <w:lastRenderedPageBreak/>
               <w:t>Задержка</w:t>
             </w:r>
             <w:r>
@@ -10887,6 +10980,7 @@
                 <w:sz w:val="24"/>
                 <w:szCs w:val="24"/>
               </w:rPr>
+              <w:lastRenderedPageBreak/>
               <w:t>≈1101,58 €</w:t>
             </w:r>
           </w:p>
@@ -11644,7 +11738,7 @@
                 <w:noProof/>
               </w:rPr>
               <w:drawing>
-                <wp:inline distT="0" distB="0" distL="0" distR="0" wp14:anchorId="209B8D41" wp14:editId="7B0A841D">
+                <wp:inline distT="0" distB="0" distL="0" distR="0" wp14:anchorId="209B8D41" wp14:editId="3B92EB33">
                   <wp:extent cx="1303020" cy="235585"/>
                   <wp:effectExtent l="0" t="0" r="0" b="0"/>
                   <wp:docPr id="21" name="Рисунок 21" descr="AWE 7200R Series Switch"/>
@@ -11803,7 +11897,15 @@
                 <w:sz w:val="20"/>
                 <w:szCs w:val="20"/>
               </w:rPr>
-              <w:t xml:space="preserve">) и аппаратное шифрование трафика AES256. Архитектура системы позволяет масштабировать пропускную способность за </w:t>
+              <w:t xml:space="preserve">) и аппаратное шифрование трафика AES256. Архитектура системы позволяет </w:t>
+            </w:r>
+            <w:r>
+              <w:rPr>
+                <w:sz w:val="20"/>
+                <w:szCs w:val="20"/>
+              </w:rPr>
+              <w:lastRenderedPageBreak/>
+              <w:t xml:space="preserve">масштабировать пропускную способность за </w:t>
             </w:r>
             <w:proofErr w:type="spellStart"/>
             <w:r>
@@ -11848,6 +11950,7 @@
                 <w:sz w:val="20"/>
                 <w:szCs w:val="20"/>
               </w:rPr>
+              <w:lastRenderedPageBreak/>
               <w:t>Агрегированная пропускная способность: 100 Гбит/с;</w:t>
             </w:r>
           </w:p>
@@ -12213,6 +12316,7 @@
                 <w:sz w:val="20"/>
                 <w:szCs w:val="20"/>
               </w:rPr>
+              <w:lastRenderedPageBreak/>
               <w:t xml:space="preserve">Форм-фактор: 1U </w:t>
             </w:r>
             <w:proofErr w:type="spellStart"/>
@@ -12251,6 +12355,7 @@
                 <w:sz w:val="24"/>
                 <w:szCs w:val="24"/>
               </w:rPr>
+              <w:lastRenderedPageBreak/>
               <w:t xml:space="preserve">от </w:t>
             </w:r>
             <w:r>
@@ -13334,6 +13439,7 @@
                 <w:szCs w:val="20"/>
                 <w:highlight w:val="yellow"/>
               </w:rPr>
+              <w:lastRenderedPageBreak/>
               <w:t>…</w:t>
             </w:r>
           </w:p>
@@ -14748,6 +14854,7 @@
               </w:rPr>
               <w:t>Питание</w:t>
             </w:r>
+            <w:proofErr w:type="gramStart"/>
             <w:r>
               <w:rPr>
                 <w:sz w:val="20"/>
@@ -14760,7 +14867,15 @@
                 <w:sz w:val="20"/>
                 <w:szCs w:val="20"/>
               </w:rPr>
-              <w:t xml:space="preserve"> От головного устройства</w:t>
+              <w:t xml:space="preserve"> От</w:t>
+            </w:r>
+            <w:proofErr w:type="gramEnd"/>
+            <w:r>
+              <w:rPr>
+                <w:sz w:val="20"/>
+                <w:szCs w:val="20"/>
+              </w:rPr>
+              <w:t xml:space="preserve"> головного устройства</w:t>
             </w:r>
           </w:p>
           <w:p>
@@ -14873,6 +14988,7 @@
                 <w:szCs w:val="24"/>
               </w:rPr>
             </w:pPr>
+            <w:proofErr w:type="gramStart"/>
             <w:r>
               <w:rPr>
                 <w:sz w:val="24"/>
@@ -14891,6 +15007,7 @@
               <w:t>нибудь</w:t>
             </w:r>
             <w:proofErr w:type="spellEnd"/>
+            <w:proofErr w:type="gramEnd"/>
             <w:r>
               <w:rPr>
                 <w:sz w:val="24"/>
@@ -15021,7 +15138,7 @@
                 <w:lang w:eastAsia="ru-RU"/>
               </w:rPr>
               <w:drawing>
-                <wp:inline distT="0" distB="0" distL="0" distR="0" wp14:anchorId="7AFD413B" wp14:editId="19555E2C">
+                <wp:inline distT="0" distB="0" distL="0" distR="0" wp14:anchorId="7AFD413B" wp14:editId="14AFE939">
                   <wp:extent cx="1121410" cy="1121410"/>
                   <wp:effectExtent l="0" t="0" r="0" b="0"/>
                   <wp:docPr id="197" name="Рисунок 197" descr="setevaya_karta_Cisco_UCSC-MLOM-C40Q-03"/>
@@ -16149,6 +16266,7 @@
                 <w:sz w:val="24"/>
                 <w:szCs w:val="24"/>
               </w:rPr>
+              <w:lastRenderedPageBreak/>
               <w:t>Cisco</w:t>
             </w:r>
           </w:p>
@@ -17262,6 +17380,7 @@
                 <w:szCs w:val="24"/>
                 <w:lang w:val="en-US"/>
               </w:rPr>
+              <w:lastRenderedPageBreak/>
               <w:t>Cisco</w:t>
             </w:r>
           </w:p>
@@ -17385,6 +17504,7 @@
                 <w:szCs w:val="24"/>
               </w:rPr>
             </w:pPr>
+            <w:proofErr w:type="gramStart"/>
             <w:r>
               <w:rPr>
                 <w:sz w:val="24"/>
@@ -17401,6 +17521,7 @@
               <w:t>нибудь</w:t>
             </w:r>
             <w:proofErr w:type="spellEnd"/>
+            <w:proofErr w:type="gramEnd"/>
             <w:r>
               <w:rPr>
                 <w:sz w:val="24"/>
@@ -18233,6 +18354,7 @@
                 <w:sz w:val="24"/>
                 <w:szCs w:val="24"/>
               </w:rPr>
+              <w:lastRenderedPageBreak/>
               <w:t>HP</w:t>
             </w:r>
           </w:p>
@@ -19106,6 +19228,7 @@
                 <w:szCs w:val="24"/>
               </w:rPr>
             </w:pPr>
+            <w:proofErr w:type="gramStart"/>
             <w:r>
               <w:rPr>
                 <w:sz w:val="24"/>
@@ -19122,6 +19245,7 @@
               <w:t>нибудь</w:t>
             </w:r>
             <w:proofErr w:type="spellEnd"/>
+            <w:proofErr w:type="gramEnd"/>
             <w:r>
               <w:rPr>
                 <w:sz w:val="24"/>
@@ -19619,6 +19743,7 @@
                 <w:szCs w:val="24"/>
               </w:rPr>
             </w:pPr>
+            <w:proofErr w:type="gramStart"/>
             <w:r>
               <w:rPr>
                 <w:sz w:val="24"/>
@@ -19626,6 +19751,7 @@
               </w:rPr>
               <w:t>кабель каналы</w:t>
             </w:r>
+            <w:proofErr w:type="gramEnd"/>
           </w:p>
         </w:tc>
         <w:tc>
@@ -19972,8 +20098,8 @@
         <w:gridCol w:w="1701"/>
         <w:gridCol w:w="2268"/>
         <w:gridCol w:w="2977"/>
-        <w:gridCol w:w="5656"/>
-        <w:gridCol w:w="1415"/>
+        <w:gridCol w:w="5812"/>
+        <w:gridCol w:w="1259"/>
       </w:tblGrid>
       <w:tr>
         <w:trPr>
@@ -19998,6 +20124,7 @@
                 <w:sz w:val="24"/>
                 <w:szCs w:val="24"/>
               </w:rPr>
+              <w:lastRenderedPageBreak/>
               <w:t>Фирма</w:t>
             </w:r>
           </w:p>
@@ -20073,7 +20200,7 @@
         </w:tc>
         <w:tc>
           <w:tcPr>
-            <w:tcW w:w="5656" w:type="dxa"/>
+            <w:tcW w:w="5812" w:type="dxa"/>
           </w:tcPr>
           <w:p>
             <w:pPr>
@@ -20096,7 +20223,7 @@
         </w:tc>
         <w:tc>
           <w:tcPr>
-            <w:tcW w:w="1415" w:type="dxa"/>
+            <w:tcW w:w="1259" w:type="dxa"/>
             <w:vAlign w:val="center"/>
           </w:tcPr>
           <w:p>
@@ -20142,7 +20269,7 @@
                 <w:szCs w:val="24"/>
                 <w:lang w:val="en-US"/>
               </w:rPr>
-              <w:t>Huawei</w:t>
+              <w:t>Cisco</w:t>
             </w:r>
           </w:p>
         </w:tc>
@@ -20160,25 +20287,13 @@
               </w:rPr>
             </w:pPr>
             <w:r>
-              <w:t>Cisco RACK-KIT-T1 (</w:t>
+              <w:t xml:space="preserve">R42610 </w:t>
             </w:r>
             <w:proofErr w:type="spellStart"/>
             <w:r>
-              <w:t>Крепеж</w:t>
+              <w:t>Rack</w:t>
             </w:r>
             <w:proofErr w:type="spellEnd"/>
-            <w:r>
-              <w:t xml:space="preserve">) — </w:t>
-            </w:r>
-            <w:r>
-              <w:rPr>
-                <w:rFonts w:ascii="Segoe UI Emoji" w:hAnsi="Segoe UI Emoji" w:cs="Segoe UI Emoji"/>
-              </w:rPr>
-              <w:t>🛒</w:t>
-            </w:r>
-            <w:r>
-              <w:t xml:space="preserve"> Перейти</w:t>
-            </w:r>
           </w:p>
         </w:tc>
         <w:tc>
@@ -20192,8 +20307,92 @@
               <w:rPr>
                 <w:sz w:val="24"/>
                 <w:szCs w:val="24"/>
-              </w:rPr>
-            </w:pPr>
+                <w:lang w:val="en-US"/>
+              </w:rPr>
+            </w:pPr>
+            <w:r>
+              <w:rPr>
+                <w:noProof/>
+              </w:rPr>
+              <w:drawing>
+                <wp:inline distT="0" distB="0" distL="0" distR="0" wp14:anchorId="2C4D6819" wp14:editId="525A788D">
+                  <wp:extent cx="1303020" cy="1764665"/>
+                  <wp:effectExtent l="0" t="0" r="0" b="6985"/>
+                  <wp:docPr id="2" name="Рисунок 2" descr="C78-638922-03_Figure01"/>
+                  <wp:cNvGraphicFramePr>
+                    <a:graphicFrameLocks xmlns:a="http://schemas.openxmlformats.org/drawingml/2006/main" noChangeAspect="1"/>
+                  </wp:cNvGraphicFramePr>
+                  <a:graphic xmlns:a="http://schemas.openxmlformats.org/drawingml/2006/main">
+                    <a:graphicData uri="http://schemas.openxmlformats.org/drawingml/2006/picture">
+                      <pic:pic xmlns:pic="http://schemas.openxmlformats.org/drawingml/2006/picture">
+                        <pic:nvPicPr>
+                          <pic:cNvPr id="0" name="Picture 7" descr="C78-638922-03_Figure01"/>
+                          <pic:cNvPicPr>
+                            <a:picLocks noChangeAspect="1" noChangeArrowheads="1"/>
+                          </pic:cNvPicPr>
+                        </pic:nvPicPr>
+                        <pic:blipFill>
+                          <a:blip r:embed="rId54">
+                            <a:extLst>
+                              <a:ext uri="{28A0092B-C50C-407E-A947-70E740481C1C}">
+                                <a14:useLocalDpi xmlns:a14="http://schemas.microsoft.com/office/drawing/2010/main" val="0"/>
+                              </a:ext>
+                            </a:extLst>
+                          </a:blip>
+                          <a:srcRect/>
+                          <a:stretch>
+                            <a:fillRect/>
+                          </a:stretch>
+                        </pic:blipFill>
+                        <pic:spPr bwMode="auto">
+                          <a:xfrm>
+                            <a:off x="0" y="0"/>
+                            <a:ext cx="1303020" cy="1764665"/>
+                          </a:xfrm>
+                          <a:prstGeom prst="rect">
+                            <a:avLst/>
+                          </a:prstGeom>
+                          <a:noFill/>
+                          <a:ln>
+                            <a:noFill/>
+                          </a:ln>
+                        </pic:spPr>
+                      </pic:pic>
+                    </a:graphicData>
+                  </a:graphic>
+                </wp:inline>
+              </w:drawing>
+            </w:r>
+          </w:p>
+          <w:p>
+            <w:pPr>
+              <w:spacing w:line="240" w:lineRule="auto"/>
+              <w:ind w:firstLine="0"/>
+              <w:rPr>
+                <w:sz w:val="24"/>
+                <w:szCs w:val="24"/>
+                <w:lang w:val="en-US"/>
+              </w:rPr>
+            </w:pPr>
+            <w:hyperlink r:id="rId55" w:history="1">
+              <w:r>
+                <w:rPr>
+                  <w:rStyle w:val="aa"/>
+                  <w:sz w:val="24"/>
+                  <w:szCs w:val="24"/>
+                  <w:lang w:val="en-US"/>
+                </w:rPr>
+                <w:t>https://www.cisco.com/c/en/us/products/collateral/servers-unified-computing/r-series-racks/data_sheet_c78-638922.html</w:t>
+              </w:r>
+            </w:hyperlink>
+            <w:r>
+              <w:rPr>
+                <w:sz w:val="24"/>
+                <w:szCs w:val="24"/>
+                <w:lang w:val="en-US"/>
+              </w:rPr>
+              <w:t xml:space="preserve"> </w:t>
+            </w:r>
           </w:p>
         </w:tc>
         <w:tc>
@@ -20209,50 +20408,1314 @@
                 <w:szCs w:val="24"/>
               </w:rPr>
             </w:pPr>
-          </w:p>
-        </w:tc>
-        <w:tc>
-          <w:tcPr>
-            <w:tcW w:w="5656" w:type="dxa"/>
-          </w:tcPr>
-          <w:p>
-            <w:pPr>
-              <w:numPr>
-                <w:ilvl w:val="0"/>
-                <w:numId w:val="20"/>
-              </w:numPr>
+            <w:r>
+              <w:rPr>
+                <w:sz w:val="24"/>
+                <w:szCs w:val="24"/>
+              </w:rPr>
+              <w:t xml:space="preserve">решение для критически важных сред, требующих высочайшего уровня </w:t>
+            </w:r>
+            <w:proofErr w:type="spellStart"/>
+            <w:r>
+              <w:rPr>
+                <w:sz w:val="24"/>
+                <w:szCs w:val="24"/>
+              </w:rPr>
+              <w:t>надежности</w:t>
+            </w:r>
+            <w:proofErr w:type="spellEnd"/>
+            <w:r>
+              <w:rPr>
+                <w:sz w:val="24"/>
+                <w:szCs w:val="24"/>
+              </w:rPr>
+              <w:t xml:space="preserve">, структурной целостности и безопасности. Стойки </w:t>
+            </w:r>
+            <w:r>
+              <w:rPr>
+                <w:sz w:val="24"/>
+                <w:szCs w:val="24"/>
+                <w:lang w:val="en-US"/>
+              </w:rPr>
+              <w:t>Cisco</w:t>
+            </w:r>
+            <w:r>
+              <w:rPr>
+                <w:sz w:val="24"/>
+                <w:szCs w:val="24"/>
+              </w:rPr>
+              <w:t xml:space="preserve"> </w:t>
+            </w:r>
+            <w:r>
+              <w:rPr>
+                <w:sz w:val="24"/>
+                <w:szCs w:val="24"/>
+                <w:lang w:val="en-US"/>
+              </w:rPr>
+              <w:t>R</w:t>
+            </w:r>
+            <w:r>
+              <w:rPr>
+                <w:sz w:val="24"/>
+                <w:szCs w:val="24"/>
+              </w:rPr>
+              <w:t xml:space="preserve"> </w:t>
+            </w:r>
+            <w:r>
+              <w:rPr>
+                <w:sz w:val="24"/>
+                <w:szCs w:val="24"/>
+                <w:lang w:val="en-US"/>
+              </w:rPr>
+              <w:t>Series</w:t>
+            </w:r>
+            <w:r>
+              <w:rPr>
+                <w:sz w:val="24"/>
+                <w:szCs w:val="24"/>
+              </w:rPr>
+              <w:t xml:space="preserve"> сертифицированы для использования с </w:t>
+            </w:r>
+            <w:r>
+              <w:rPr>
+                <w:sz w:val="24"/>
+                <w:szCs w:val="24"/>
+                <w:lang w:val="en-US"/>
+              </w:rPr>
+              <w:t>Cisco</w:t>
+            </w:r>
+            <w:r>
+              <w:rPr>
+                <w:sz w:val="24"/>
+                <w:szCs w:val="24"/>
+              </w:rPr>
+              <w:t xml:space="preserve"> </w:t>
+            </w:r>
+            <w:r>
+              <w:rPr>
+                <w:sz w:val="24"/>
+                <w:szCs w:val="24"/>
+                <w:lang w:val="en-US"/>
+              </w:rPr>
+              <w:t>Unified</w:t>
+            </w:r>
+            <w:r>
+              <w:rPr>
+                <w:sz w:val="24"/>
+                <w:szCs w:val="24"/>
+              </w:rPr>
+              <w:t xml:space="preserve"> </w:t>
+            </w:r>
+            <w:r>
+              <w:rPr>
+                <w:sz w:val="24"/>
+                <w:szCs w:val="24"/>
+                <w:lang w:val="en-US"/>
+              </w:rPr>
+              <w:t>Computing</w:t>
+            </w:r>
+            <w:r>
+              <w:rPr>
+                <w:sz w:val="24"/>
+                <w:szCs w:val="24"/>
+              </w:rPr>
+              <w:t xml:space="preserve"> </w:t>
+            </w:r>
+            <w:r>
+              <w:rPr>
+                <w:sz w:val="24"/>
+                <w:szCs w:val="24"/>
+                <w:lang w:val="en-US"/>
+              </w:rPr>
+              <w:t>System</w:t>
+            </w:r>
+            <w:r>
+              <w:rPr>
+                <w:sz w:val="24"/>
+                <w:szCs w:val="24"/>
+              </w:rPr>
+              <w:t xml:space="preserve"> </w:t>
+            </w:r>
+            <w:r>
+              <w:rPr>
+                <w:sz w:val="24"/>
+                <w:szCs w:val="24"/>
+                <w:lang w:val="en-US"/>
+              </w:rPr>
+              <w:t>TM</w:t>
+            </w:r>
+            <w:r>
+              <w:rPr>
+                <w:sz w:val="24"/>
+                <w:szCs w:val="24"/>
+              </w:rPr>
+              <w:t xml:space="preserve"> и отдельными продуктами </w:t>
+            </w:r>
+            <w:r>
+              <w:rPr>
+                <w:sz w:val="24"/>
+                <w:szCs w:val="24"/>
+                <w:lang w:val="en-US"/>
+              </w:rPr>
+              <w:t>Nexus</w:t>
+            </w:r>
+            <w:r>
+              <w:rPr>
+                <w:sz w:val="24"/>
+                <w:szCs w:val="24"/>
+              </w:rPr>
+              <w:t xml:space="preserve">, что позволяет </w:t>
+            </w:r>
+            <w:r>
+              <w:rPr>
+                <w:sz w:val="24"/>
+                <w:szCs w:val="24"/>
+                <w:lang w:val="en-US"/>
+              </w:rPr>
+              <w:t>Cisco</w:t>
+            </w:r>
+            <w:r>
+              <w:rPr>
+                <w:sz w:val="24"/>
+                <w:szCs w:val="24"/>
+              </w:rPr>
+              <w:t xml:space="preserve"> предлагать комплексное инфраструктурное решение, включая вычисления, сетевые, стойки, питание и услуги</w:t>
+            </w:r>
+          </w:p>
+        </w:tc>
+        <w:tc>
+          <w:tcPr>
+            <w:tcW w:w="5812" w:type="dxa"/>
+          </w:tcPr>
+          <w:tbl>
+            <w:tblPr>
+              <w:tblW w:w="4989" w:type="dxa"/>
+              <w:tblLook w:val="04A0" w:firstRow="1" w:lastRow="0" w:firstColumn="1" w:lastColumn="0" w:noHBand="0" w:noVBand="1"/>
+            </w:tblPr>
+            <w:tblGrid>
+              <w:gridCol w:w="1871"/>
+              <w:gridCol w:w="1417"/>
+              <w:gridCol w:w="1701"/>
+            </w:tblGrid>
+            <w:tr>
+              <w:trPr>
+                <w:trHeight w:val="300"/>
+              </w:trPr>
+              <w:tc>
+                <w:tcPr>
+                  <w:tcW w:w="1871" w:type="dxa"/>
+                  <w:tcBorders>
+                    <w:top w:val="single" w:sz="8" w:space="0" w:color="CCCCCC"/>
+                    <w:left w:val="single" w:sz="8" w:space="0" w:color="CCCCCC"/>
+                    <w:bottom w:val="single" w:sz="8" w:space="0" w:color="CCCCCC"/>
+                    <w:right w:val="single" w:sz="8" w:space="0" w:color="CCCCCC"/>
+                  </w:tcBorders>
+                  <w:shd w:val="clear" w:color="000000" w:fill="FFFFFF"/>
+                  <w:vAlign w:val="center"/>
+                  <w:hideMark/>
+                </w:tcPr>
+                <w:p>
+                  <w:pPr>
+                    <w:spacing w:line="240" w:lineRule="auto"/>
+                    <w:ind w:firstLine="0"/>
+                    <w:rPr>
+                      <w:rFonts w:eastAsia="Times New Roman" w:cs="Times New Roman"/>
+                      <w:color w:val="525252"/>
+                      <w:kern w:val="0"/>
+                      <w:sz w:val="20"/>
+                      <w:szCs w:val="20"/>
+                      <w:lang w:eastAsia="ru-RU"/>
+                      <w14:ligatures w14:val="none"/>
+                    </w:rPr>
+                  </w:pPr>
+                  <w:r>
+                    <w:rPr>
+                      <w:rFonts w:eastAsia="Times New Roman" w:cs="Times New Roman"/>
+                      <w:color w:val="525252"/>
+                      <w:kern w:val="0"/>
+                      <w:sz w:val="20"/>
+                      <w:szCs w:val="20"/>
+                      <w:lang w:eastAsia="ru-RU"/>
+                      <w14:ligatures w14:val="none"/>
+                    </w:rPr>
+                    <w:t>Стойка Cisco R42610</w:t>
+                  </w:r>
+                </w:p>
+              </w:tc>
+              <w:tc>
+                <w:tcPr>
+                  <w:tcW w:w="1417" w:type="dxa"/>
+                  <w:tcBorders>
+                    <w:top w:val="single" w:sz="8" w:space="0" w:color="CCCCCC"/>
+                    <w:left w:val="nil"/>
+                    <w:bottom w:val="single" w:sz="8" w:space="0" w:color="CCCCCC"/>
+                    <w:right w:val="single" w:sz="8" w:space="0" w:color="CCCCCC"/>
+                  </w:tcBorders>
+                  <w:shd w:val="clear" w:color="000000" w:fill="FFFFFF"/>
+                  <w:vAlign w:val="center"/>
+                  <w:hideMark/>
+                </w:tcPr>
+                <w:p>
+                  <w:pPr>
+                    <w:spacing w:line="240" w:lineRule="auto"/>
+                    <w:ind w:firstLine="0"/>
+                    <w:rPr>
+                      <w:rFonts w:eastAsia="Times New Roman" w:cs="Times New Roman"/>
+                      <w:color w:val="525252"/>
+                      <w:kern w:val="0"/>
+                      <w:sz w:val="20"/>
+                      <w:szCs w:val="20"/>
+                      <w:lang w:eastAsia="ru-RU"/>
+                      <w14:ligatures w14:val="none"/>
+                    </w:rPr>
+                  </w:pPr>
+                  <w:r>
+                    <w:rPr>
+                      <w:rFonts w:eastAsia="Times New Roman" w:cs="Times New Roman"/>
+                      <w:color w:val="525252"/>
+                      <w:kern w:val="0"/>
+                      <w:sz w:val="20"/>
+                      <w:szCs w:val="20"/>
+                      <w:lang w:eastAsia="ru-RU"/>
+                      <w14:ligatures w14:val="none"/>
+                    </w:rPr>
+                    <w:t>Стандартный</w:t>
+                  </w:r>
+                </w:p>
+              </w:tc>
+              <w:tc>
+                <w:tcPr>
+                  <w:tcW w:w="1701" w:type="dxa"/>
+                  <w:tcBorders>
+                    <w:top w:val="single" w:sz="8" w:space="0" w:color="CCCCCC"/>
+                    <w:left w:val="nil"/>
+                    <w:bottom w:val="single" w:sz="8" w:space="0" w:color="CCCCCC"/>
+                    <w:right w:val="single" w:sz="8" w:space="0" w:color="CCCCCC"/>
+                  </w:tcBorders>
+                  <w:shd w:val="clear" w:color="000000" w:fill="FFFFFF"/>
+                  <w:vAlign w:val="center"/>
+                  <w:hideMark/>
+                </w:tcPr>
+                <w:p>
+                  <w:pPr>
+                    <w:spacing w:line="240" w:lineRule="auto"/>
+                    <w:ind w:firstLine="0"/>
+                    <w:rPr>
+                      <w:rFonts w:eastAsia="Times New Roman" w:cs="Times New Roman"/>
+                      <w:color w:val="525252"/>
+                      <w:kern w:val="0"/>
+                      <w:sz w:val="20"/>
+                      <w:szCs w:val="20"/>
+                      <w:lang w:eastAsia="ru-RU"/>
+                      <w14:ligatures w14:val="none"/>
+                    </w:rPr>
+                  </w:pPr>
+                  <w:r>
+                    <w:rPr>
+                      <w:rFonts w:eastAsia="Times New Roman" w:cs="Times New Roman"/>
+                      <w:color w:val="525252"/>
+                      <w:kern w:val="0"/>
+                      <w:sz w:val="20"/>
+                      <w:szCs w:val="20"/>
+                      <w:lang w:eastAsia="ru-RU"/>
+                      <w14:ligatures w14:val="none"/>
+                    </w:rPr>
+                    <w:t>Расширение</w:t>
+                  </w:r>
+                </w:p>
+              </w:tc>
+            </w:tr>
+            <w:tr>
+              <w:trPr>
+                <w:trHeight w:val="1068"/>
+              </w:trPr>
+              <w:tc>
+                <w:tcPr>
+                  <w:tcW w:w="1871" w:type="dxa"/>
+                  <w:tcBorders>
+                    <w:top w:val="nil"/>
+                    <w:left w:val="single" w:sz="8" w:space="0" w:color="CCCCCC"/>
+                    <w:bottom w:val="single" w:sz="8" w:space="0" w:color="CCCCCC"/>
+                    <w:right w:val="single" w:sz="8" w:space="0" w:color="CCCCCC"/>
+                  </w:tcBorders>
+                  <w:shd w:val="clear" w:color="000000" w:fill="FFFFFF"/>
+                  <w:vAlign w:val="center"/>
+                  <w:hideMark/>
+                </w:tcPr>
+                <w:p>
+                  <w:pPr>
+                    <w:spacing w:line="240" w:lineRule="auto"/>
+                    <w:ind w:firstLine="0"/>
+                    <w:rPr>
+                      <w:rFonts w:eastAsia="Times New Roman" w:cs="Times New Roman"/>
+                      <w:color w:val="525252"/>
+                      <w:kern w:val="0"/>
+                      <w:sz w:val="20"/>
+                      <w:szCs w:val="20"/>
+                      <w:lang w:eastAsia="ru-RU"/>
+                      <w14:ligatures w14:val="none"/>
+                    </w:rPr>
+                  </w:pPr>
+                  <w:r>
+                    <w:rPr>
+                      <w:rFonts w:eastAsia="Times New Roman" w:cs="Times New Roman"/>
+                      <w:color w:val="525252"/>
+                      <w:kern w:val="0"/>
+                      <w:sz w:val="20"/>
+                      <w:szCs w:val="20"/>
+                      <w:lang w:eastAsia="ru-RU"/>
+                      <w14:ligatures w14:val="none"/>
+                    </w:rPr>
+                    <w:t>Размеры (В x Ш x Г)</w:t>
+                  </w:r>
+                </w:p>
+              </w:tc>
+              <w:tc>
+                <w:tcPr>
+                  <w:tcW w:w="1417" w:type="dxa"/>
+                  <w:tcBorders>
+                    <w:top w:val="nil"/>
+                    <w:left w:val="nil"/>
+                    <w:bottom w:val="single" w:sz="8" w:space="0" w:color="CCCCCC"/>
+                    <w:right w:val="single" w:sz="8" w:space="0" w:color="CCCCCC"/>
+                  </w:tcBorders>
+                  <w:shd w:val="clear" w:color="000000" w:fill="FFFFFF"/>
+                  <w:vAlign w:val="center"/>
+                  <w:hideMark/>
+                </w:tcPr>
+                <w:p>
+                  <w:pPr>
+                    <w:spacing w:line="240" w:lineRule="auto"/>
+                    <w:ind w:firstLine="0"/>
+                    <w:rPr>
+                      <w:rFonts w:eastAsia="Times New Roman" w:cs="Times New Roman"/>
+                      <w:color w:val="525252"/>
+                      <w:kern w:val="0"/>
+                      <w:sz w:val="20"/>
+                      <w:szCs w:val="20"/>
+                      <w:lang w:eastAsia="ru-RU"/>
+                      <w14:ligatures w14:val="none"/>
+                    </w:rPr>
+                  </w:pPr>
+                  <w:r>
+                    <w:rPr>
+                      <w:rFonts w:eastAsia="Times New Roman" w:cs="Times New Roman"/>
+                      <w:color w:val="525252"/>
+                      <w:kern w:val="0"/>
+                      <w:sz w:val="20"/>
+                      <w:szCs w:val="20"/>
+                      <w:lang w:eastAsia="ru-RU"/>
+                      <w14:ligatures w14:val="none"/>
+                    </w:rPr>
+                    <w:t>78,74 x 24 x 43,38 дюйма (/2000 x 610 x 1102 мм)</w:t>
+                  </w:r>
+                </w:p>
+              </w:tc>
+              <w:tc>
+                <w:tcPr>
+                  <w:tcW w:w="1701" w:type="dxa"/>
+                  <w:tcBorders>
+                    <w:top w:val="nil"/>
+                    <w:left w:val="nil"/>
+                    <w:bottom w:val="single" w:sz="8" w:space="0" w:color="CCCCCC"/>
+                    <w:right w:val="single" w:sz="8" w:space="0" w:color="CCCCCC"/>
+                  </w:tcBorders>
+                  <w:shd w:val="clear" w:color="000000" w:fill="FFFFFF"/>
+                  <w:vAlign w:val="center"/>
+                  <w:hideMark/>
+                </w:tcPr>
+                <w:p>
+                  <w:pPr>
+                    <w:spacing w:line="240" w:lineRule="auto"/>
+                    <w:ind w:firstLine="0"/>
+                    <w:rPr>
+                      <w:rFonts w:eastAsia="Times New Roman" w:cs="Times New Roman"/>
+                      <w:color w:val="525252"/>
+                      <w:kern w:val="0"/>
+                      <w:sz w:val="20"/>
+                      <w:szCs w:val="20"/>
+                      <w:lang w:eastAsia="ru-RU"/>
+                      <w14:ligatures w14:val="none"/>
+                    </w:rPr>
+                  </w:pPr>
+                  <w:r>
+                    <w:rPr>
+                      <w:rFonts w:eastAsia="Times New Roman" w:cs="Times New Roman"/>
+                      <w:color w:val="525252"/>
+                      <w:kern w:val="0"/>
+                      <w:sz w:val="20"/>
+                      <w:szCs w:val="20"/>
+                      <w:lang w:eastAsia="ru-RU"/>
+                      <w14:ligatures w14:val="none"/>
+                    </w:rPr>
+                    <w:t>78,74 x 23,58 x 43,38 дюйма (/2000 x 599 x 1102 мм)</w:t>
+                  </w:r>
+                </w:p>
+              </w:tc>
+            </w:tr>
+            <w:tr>
+              <w:trPr>
+                <w:trHeight w:val="1068"/>
+              </w:trPr>
+              <w:tc>
+                <w:tcPr>
+                  <w:tcW w:w="1871" w:type="dxa"/>
+                  <w:tcBorders>
+                    <w:top w:val="nil"/>
+                    <w:left w:val="single" w:sz="8" w:space="0" w:color="CCCCCC"/>
+                    <w:bottom w:val="single" w:sz="8" w:space="0" w:color="CCCCCC"/>
+                    <w:right w:val="single" w:sz="8" w:space="0" w:color="CCCCCC"/>
+                  </w:tcBorders>
+                  <w:shd w:val="clear" w:color="000000" w:fill="FFFFFF"/>
+                  <w:vAlign w:val="center"/>
+                  <w:hideMark/>
+                </w:tcPr>
+                <w:p>
+                  <w:pPr>
+                    <w:spacing w:line="240" w:lineRule="auto"/>
+                    <w:ind w:firstLine="0"/>
+                    <w:rPr>
+                      <w:rFonts w:eastAsia="Times New Roman" w:cs="Times New Roman"/>
+                      <w:color w:val="525252"/>
+                      <w:kern w:val="0"/>
+                      <w:sz w:val="20"/>
+                      <w:szCs w:val="20"/>
+                      <w:lang w:eastAsia="ru-RU"/>
+                      <w14:ligatures w14:val="none"/>
+                    </w:rPr>
+                  </w:pPr>
+                  <w:r>
+                    <w:rPr>
+                      <w:rFonts w:eastAsia="Times New Roman" w:cs="Times New Roman"/>
+                      <w:color w:val="525252"/>
+                      <w:kern w:val="0"/>
+                      <w:sz w:val="20"/>
+                      <w:szCs w:val="20"/>
+                      <w:lang w:eastAsia="ru-RU"/>
+                      <w14:ligatures w14:val="none"/>
+                    </w:rPr>
+                    <w:t>Размеры (В x Ш x Г) с упаковкой</w:t>
+                  </w:r>
+                </w:p>
+              </w:tc>
+              <w:tc>
+                <w:tcPr>
+                  <w:tcW w:w="1417" w:type="dxa"/>
+                  <w:tcBorders>
+                    <w:top w:val="nil"/>
+                    <w:left w:val="nil"/>
+                    <w:bottom w:val="single" w:sz="8" w:space="0" w:color="CCCCCC"/>
+                    <w:right w:val="single" w:sz="8" w:space="0" w:color="CCCCCC"/>
+                  </w:tcBorders>
+                  <w:shd w:val="clear" w:color="000000" w:fill="FFFFFF"/>
+                  <w:vAlign w:val="center"/>
+                  <w:hideMark/>
+                </w:tcPr>
+                <w:p>
+                  <w:pPr>
+                    <w:spacing w:line="240" w:lineRule="auto"/>
+                    <w:ind w:firstLine="0"/>
+                    <w:rPr>
+                      <w:rFonts w:eastAsia="Times New Roman" w:cs="Times New Roman"/>
+                      <w:color w:val="525252"/>
+                      <w:kern w:val="0"/>
+                      <w:sz w:val="20"/>
+                      <w:szCs w:val="20"/>
+                      <w:lang w:eastAsia="ru-RU"/>
+                      <w14:ligatures w14:val="none"/>
+                    </w:rPr>
+                  </w:pPr>
+                  <w:r>
+                    <w:rPr>
+                      <w:rFonts w:eastAsia="Times New Roman" w:cs="Times New Roman"/>
+                      <w:color w:val="525252"/>
+                      <w:kern w:val="0"/>
+                      <w:sz w:val="20"/>
+                      <w:szCs w:val="20"/>
+                      <w:lang w:eastAsia="ru-RU"/>
+                      <w14:ligatures w14:val="none"/>
+                    </w:rPr>
+                    <w:t>89 x 33 x 47 дюймов (/2261 x 838 x 1194 мм)</w:t>
+                  </w:r>
+                </w:p>
+              </w:tc>
+              <w:tc>
+                <w:tcPr>
+                  <w:tcW w:w="1701" w:type="dxa"/>
+                  <w:tcBorders>
+                    <w:top w:val="nil"/>
+                    <w:left w:val="nil"/>
+                    <w:bottom w:val="single" w:sz="8" w:space="0" w:color="CCCCCC"/>
+                    <w:right w:val="single" w:sz="8" w:space="0" w:color="CCCCCC"/>
+                  </w:tcBorders>
+                  <w:shd w:val="clear" w:color="000000" w:fill="FFFFFF"/>
+                  <w:vAlign w:val="center"/>
+                  <w:hideMark/>
+                </w:tcPr>
+                <w:p>
+                  <w:pPr>
+                    <w:spacing w:line="240" w:lineRule="auto"/>
+                    <w:ind w:firstLine="0"/>
+                    <w:rPr>
+                      <w:rFonts w:eastAsia="Times New Roman" w:cs="Times New Roman"/>
+                      <w:color w:val="525252"/>
+                      <w:kern w:val="0"/>
+                      <w:sz w:val="20"/>
+                      <w:szCs w:val="20"/>
+                      <w:lang w:eastAsia="ru-RU"/>
+                      <w14:ligatures w14:val="none"/>
+                    </w:rPr>
+                  </w:pPr>
+                  <w:r>
+                    <w:rPr>
+                      <w:rFonts w:eastAsia="Times New Roman" w:cs="Times New Roman"/>
+                      <w:color w:val="525252"/>
+                      <w:kern w:val="0"/>
+                      <w:sz w:val="20"/>
+                      <w:szCs w:val="20"/>
+                      <w:lang w:eastAsia="ru-RU"/>
+                      <w14:ligatures w14:val="none"/>
+                    </w:rPr>
+                    <w:t>89 x 33 x 47 дюймов (/2261 x 838 x 1194 мм)</w:t>
+                  </w:r>
+                </w:p>
+              </w:tc>
+            </w:tr>
+            <w:tr>
+              <w:trPr>
+                <w:trHeight w:val="540"/>
+              </w:trPr>
+              <w:tc>
+                <w:tcPr>
+                  <w:tcW w:w="1871" w:type="dxa"/>
+                  <w:tcBorders>
+                    <w:top w:val="nil"/>
+                    <w:left w:val="single" w:sz="8" w:space="0" w:color="CCCCCC"/>
+                    <w:bottom w:val="single" w:sz="8" w:space="0" w:color="CCCCCC"/>
+                    <w:right w:val="single" w:sz="8" w:space="0" w:color="CCCCCC"/>
+                  </w:tcBorders>
+                  <w:shd w:val="clear" w:color="000000" w:fill="FFFFFF"/>
+                  <w:vAlign w:val="center"/>
+                  <w:hideMark/>
+                </w:tcPr>
+                <w:p>
+                  <w:pPr>
+                    <w:spacing w:line="240" w:lineRule="auto"/>
+                    <w:ind w:firstLine="0"/>
+                    <w:rPr>
+                      <w:rFonts w:eastAsia="Times New Roman" w:cs="Times New Roman"/>
+                      <w:color w:val="525252"/>
+                      <w:kern w:val="0"/>
+                      <w:sz w:val="20"/>
+                      <w:szCs w:val="20"/>
+                      <w:lang w:eastAsia="ru-RU"/>
+                      <w14:ligatures w14:val="none"/>
+                    </w:rPr>
+                  </w:pPr>
+                  <w:r>
+                    <w:rPr>
+                      <w:rFonts w:eastAsia="Times New Roman" w:cs="Times New Roman"/>
+                      <w:color w:val="525252"/>
+                      <w:kern w:val="0"/>
+                      <w:sz w:val="20"/>
+                      <w:szCs w:val="20"/>
+                      <w:lang w:eastAsia="ru-RU"/>
+                      <w14:ligatures w14:val="none"/>
+                    </w:rPr>
+                    <w:t>Вес с упаковкой</w:t>
+                  </w:r>
+                </w:p>
+              </w:tc>
+              <w:tc>
+                <w:tcPr>
+                  <w:tcW w:w="1417" w:type="dxa"/>
+                  <w:tcBorders>
+                    <w:top w:val="nil"/>
+                    <w:left w:val="nil"/>
+                    <w:bottom w:val="single" w:sz="8" w:space="0" w:color="CCCCCC"/>
+                    <w:right w:val="single" w:sz="8" w:space="0" w:color="CCCCCC"/>
+                  </w:tcBorders>
+                  <w:shd w:val="clear" w:color="000000" w:fill="FFFFFF"/>
+                  <w:vAlign w:val="center"/>
+                  <w:hideMark/>
+                </w:tcPr>
+                <w:p>
+                  <w:pPr>
+                    <w:spacing w:line="240" w:lineRule="auto"/>
+                    <w:ind w:firstLine="0"/>
+                    <w:rPr>
+                      <w:rFonts w:eastAsia="Times New Roman" w:cs="Times New Roman"/>
+                      <w:color w:val="525252"/>
+                      <w:kern w:val="0"/>
+                      <w:sz w:val="20"/>
+                      <w:szCs w:val="20"/>
+                      <w:lang w:eastAsia="ru-RU"/>
+                      <w14:ligatures w14:val="none"/>
+                    </w:rPr>
+                  </w:pPr>
+                  <w:r>
+                    <w:rPr>
+                      <w:rFonts w:eastAsia="Times New Roman" w:cs="Times New Roman"/>
+                      <w:color w:val="525252"/>
+                      <w:kern w:val="0"/>
+                      <w:sz w:val="20"/>
+                      <w:szCs w:val="20"/>
+                      <w:lang w:eastAsia="ru-RU"/>
+                      <w14:ligatures w14:val="none"/>
+                    </w:rPr>
+                    <w:t>354 фунта (/161 кг)</w:t>
+                  </w:r>
+                </w:p>
+              </w:tc>
+              <w:tc>
+                <w:tcPr>
+                  <w:tcW w:w="1701" w:type="dxa"/>
+                  <w:tcBorders>
+                    <w:top w:val="nil"/>
+                    <w:left w:val="nil"/>
+                    <w:bottom w:val="single" w:sz="8" w:space="0" w:color="CCCCCC"/>
+                    <w:right w:val="single" w:sz="8" w:space="0" w:color="CCCCCC"/>
+                  </w:tcBorders>
+                  <w:shd w:val="clear" w:color="000000" w:fill="FFFFFF"/>
+                  <w:vAlign w:val="center"/>
+                  <w:hideMark/>
+                </w:tcPr>
+                <w:p>
+                  <w:pPr>
+                    <w:spacing w:line="240" w:lineRule="auto"/>
+                    <w:ind w:firstLine="0"/>
+                    <w:rPr>
+                      <w:rFonts w:eastAsia="Times New Roman" w:cs="Times New Roman"/>
+                      <w:color w:val="525252"/>
+                      <w:kern w:val="0"/>
+                      <w:sz w:val="20"/>
+                      <w:szCs w:val="20"/>
+                      <w:lang w:eastAsia="ru-RU"/>
+                      <w14:ligatures w14:val="none"/>
+                    </w:rPr>
+                  </w:pPr>
+                  <w:r>
+                    <w:rPr>
+                      <w:rFonts w:eastAsia="Times New Roman" w:cs="Times New Roman"/>
+                      <w:color w:val="525252"/>
+                      <w:kern w:val="0"/>
+                      <w:sz w:val="20"/>
+                      <w:szCs w:val="20"/>
+                      <w:lang w:eastAsia="ru-RU"/>
+                      <w14:ligatures w14:val="none"/>
+                    </w:rPr>
+                    <w:t>284 фунта (/129 кг)</w:t>
+                  </w:r>
+                </w:p>
+              </w:tc>
+            </w:tr>
+            <w:tr>
+              <w:trPr>
+                <w:trHeight w:val="804"/>
+              </w:trPr>
+              <w:tc>
+                <w:tcPr>
+                  <w:tcW w:w="1871" w:type="dxa"/>
+                  <w:tcBorders>
+                    <w:top w:val="nil"/>
+                    <w:left w:val="single" w:sz="8" w:space="0" w:color="CCCCCC"/>
+                    <w:bottom w:val="single" w:sz="8" w:space="0" w:color="CCCCCC"/>
+                    <w:right w:val="single" w:sz="8" w:space="0" w:color="CCCCCC"/>
+                  </w:tcBorders>
+                  <w:shd w:val="clear" w:color="000000" w:fill="FFFFFF"/>
+                  <w:vAlign w:val="center"/>
+                  <w:hideMark/>
+                </w:tcPr>
+                <w:p>
+                  <w:pPr>
+                    <w:spacing w:line="240" w:lineRule="auto"/>
+                    <w:ind w:firstLine="0"/>
+                    <w:rPr>
+                      <w:rFonts w:eastAsia="Times New Roman" w:cs="Times New Roman"/>
+                      <w:color w:val="525252"/>
+                      <w:kern w:val="0"/>
+                      <w:sz w:val="20"/>
+                      <w:szCs w:val="20"/>
+                      <w:lang w:eastAsia="ru-RU"/>
+                      <w14:ligatures w14:val="none"/>
+                    </w:rPr>
+                  </w:pPr>
+                  <w:r>
+                    <w:rPr>
+                      <w:rFonts w:eastAsia="Times New Roman" w:cs="Times New Roman"/>
+                      <w:color w:val="525252"/>
+                      <w:kern w:val="0"/>
+                      <w:sz w:val="20"/>
+                      <w:szCs w:val="20"/>
+                      <w:lang w:eastAsia="ru-RU"/>
+                      <w14:ligatures w14:val="none"/>
+                    </w:rPr>
+                    <w:t>Боковые панели включены в комплект поставки</w:t>
+                  </w:r>
+                </w:p>
+              </w:tc>
+              <w:tc>
+                <w:tcPr>
+                  <w:tcW w:w="1417" w:type="dxa"/>
+                  <w:tcBorders>
+                    <w:top w:val="nil"/>
+                    <w:left w:val="nil"/>
+                    <w:bottom w:val="single" w:sz="8" w:space="0" w:color="CCCCCC"/>
+                    <w:right w:val="single" w:sz="8" w:space="0" w:color="CCCCCC"/>
+                  </w:tcBorders>
+                  <w:shd w:val="clear" w:color="000000" w:fill="FFFFFF"/>
+                  <w:vAlign w:val="center"/>
+                  <w:hideMark/>
+                </w:tcPr>
+                <w:p>
+                  <w:pPr>
+                    <w:spacing w:line="240" w:lineRule="auto"/>
+                    <w:ind w:firstLine="0"/>
+                    <w:rPr>
+                      <w:rFonts w:eastAsia="Times New Roman" w:cs="Times New Roman"/>
+                      <w:color w:val="525252"/>
+                      <w:kern w:val="0"/>
+                      <w:sz w:val="20"/>
+                      <w:szCs w:val="20"/>
+                      <w:lang w:eastAsia="ru-RU"/>
+                      <w14:ligatures w14:val="none"/>
+                    </w:rPr>
+                  </w:pPr>
+                  <w:r>
+                    <w:rPr>
+                      <w:rFonts w:eastAsia="Times New Roman" w:cs="Times New Roman"/>
+                      <w:color w:val="525252"/>
+                      <w:kern w:val="0"/>
+                      <w:sz w:val="20"/>
+                      <w:szCs w:val="20"/>
+                      <w:lang w:eastAsia="ru-RU"/>
+                      <w14:ligatures w14:val="none"/>
+                    </w:rPr>
+                    <w:t>ДА</w:t>
+                  </w:r>
+                </w:p>
+              </w:tc>
+              <w:tc>
+                <w:tcPr>
+                  <w:tcW w:w="1701" w:type="dxa"/>
+                  <w:tcBorders>
+                    <w:top w:val="nil"/>
+                    <w:left w:val="nil"/>
+                    <w:bottom w:val="single" w:sz="8" w:space="0" w:color="CCCCCC"/>
+                    <w:right w:val="single" w:sz="8" w:space="0" w:color="CCCCCC"/>
+                  </w:tcBorders>
+                  <w:shd w:val="clear" w:color="000000" w:fill="FFFFFF"/>
+                  <w:vAlign w:val="center"/>
+                  <w:hideMark/>
+                </w:tcPr>
+                <w:p>
+                  <w:pPr>
+                    <w:spacing w:line="240" w:lineRule="auto"/>
+                    <w:ind w:firstLine="0"/>
+                    <w:rPr>
+                      <w:rFonts w:eastAsia="Times New Roman" w:cs="Times New Roman"/>
+                      <w:color w:val="525252"/>
+                      <w:kern w:val="0"/>
+                      <w:sz w:val="20"/>
+                      <w:szCs w:val="20"/>
+                      <w:lang w:eastAsia="ru-RU"/>
+                      <w14:ligatures w14:val="none"/>
+                    </w:rPr>
+                  </w:pPr>
+                  <w:r>
+                    <w:rPr>
+                      <w:rFonts w:eastAsia="Times New Roman" w:cs="Times New Roman"/>
+                      <w:color w:val="525252"/>
+                      <w:kern w:val="0"/>
+                      <w:sz w:val="20"/>
+                      <w:szCs w:val="20"/>
+                      <w:lang w:eastAsia="ru-RU"/>
+                      <w14:ligatures w14:val="none"/>
+                    </w:rPr>
+                    <w:t>НЕТ</w:t>
+                  </w:r>
+                </w:p>
+              </w:tc>
+            </w:tr>
+            <w:tr>
+              <w:trPr>
+                <w:trHeight w:val="540"/>
+              </w:trPr>
+              <w:tc>
+                <w:tcPr>
+                  <w:tcW w:w="1871" w:type="dxa"/>
+                  <w:tcBorders>
+                    <w:top w:val="nil"/>
+                    <w:left w:val="single" w:sz="8" w:space="0" w:color="CCCCCC"/>
+                    <w:bottom w:val="single" w:sz="8" w:space="0" w:color="CCCCCC"/>
+                    <w:right w:val="single" w:sz="8" w:space="0" w:color="CCCCCC"/>
+                  </w:tcBorders>
+                  <w:shd w:val="clear" w:color="000000" w:fill="FFFFFF"/>
+                  <w:vAlign w:val="center"/>
+                  <w:hideMark/>
+                </w:tcPr>
+                <w:p>
+                  <w:pPr>
+                    <w:spacing w:line="240" w:lineRule="auto"/>
+                    <w:ind w:firstLine="0"/>
+                    <w:rPr>
+                      <w:rFonts w:eastAsia="Times New Roman" w:cs="Times New Roman"/>
+                      <w:color w:val="525252"/>
+                      <w:kern w:val="0"/>
+                      <w:sz w:val="20"/>
+                      <w:szCs w:val="20"/>
+                      <w:lang w:eastAsia="ru-RU"/>
+                      <w14:ligatures w14:val="none"/>
+                    </w:rPr>
+                  </w:pPr>
+                  <w:r>
+                    <w:rPr>
+                      <w:rFonts w:eastAsia="Times New Roman" w:cs="Times New Roman"/>
+                      <w:color w:val="525252"/>
+                      <w:kern w:val="0"/>
+                      <w:sz w:val="20"/>
+                      <w:szCs w:val="20"/>
+                      <w:lang w:eastAsia="ru-RU"/>
+                      <w14:ligatures w14:val="none"/>
+                    </w:rPr>
+                    <w:t>Мощность для монтажа оборудования</w:t>
+                  </w:r>
+                </w:p>
+              </w:tc>
+              <w:tc>
+                <w:tcPr>
+                  <w:tcW w:w="1417" w:type="dxa"/>
+                  <w:tcBorders>
+                    <w:top w:val="nil"/>
+                    <w:left w:val="nil"/>
+                    <w:bottom w:val="single" w:sz="8" w:space="0" w:color="CCCCCC"/>
+                    <w:right w:val="single" w:sz="8" w:space="0" w:color="CCCCCC"/>
+                  </w:tcBorders>
+                  <w:shd w:val="clear" w:color="000000" w:fill="FFFFFF"/>
+                  <w:vAlign w:val="center"/>
+                  <w:hideMark/>
+                </w:tcPr>
+                <w:p>
+                  <w:pPr>
+                    <w:spacing w:line="240" w:lineRule="auto"/>
+                    <w:ind w:firstLine="0"/>
+                    <w:rPr>
+                      <w:rFonts w:eastAsia="Times New Roman" w:cs="Times New Roman"/>
+                      <w:color w:val="525252"/>
+                      <w:kern w:val="0"/>
+                      <w:sz w:val="20"/>
+                      <w:szCs w:val="20"/>
+                      <w:lang w:eastAsia="ru-RU"/>
+                      <w14:ligatures w14:val="none"/>
+                    </w:rPr>
+                  </w:pPr>
+                  <w:r>
+                    <w:rPr>
+                      <w:rFonts w:eastAsia="Times New Roman" w:cs="Times New Roman"/>
+                      <w:color w:val="525252"/>
+                      <w:kern w:val="0"/>
+                      <w:sz w:val="20"/>
+                      <w:szCs w:val="20"/>
+                      <w:lang w:eastAsia="ru-RU"/>
+                      <w14:ligatures w14:val="none"/>
+                    </w:rPr>
+                    <w:t>42RU</w:t>
+                  </w:r>
+                </w:p>
+              </w:tc>
+              <w:tc>
+                <w:tcPr>
+                  <w:tcW w:w="1701" w:type="dxa"/>
+                  <w:tcBorders>
+                    <w:top w:val="nil"/>
+                    <w:left w:val="nil"/>
+                    <w:bottom w:val="single" w:sz="8" w:space="0" w:color="CCCCCC"/>
+                    <w:right w:val="single" w:sz="8" w:space="0" w:color="CCCCCC"/>
+                  </w:tcBorders>
+                  <w:shd w:val="clear" w:color="000000" w:fill="FFFFFF"/>
+                  <w:vAlign w:val="center"/>
+                  <w:hideMark/>
+                </w:tcPr>
+                <w:p>
+                  <w:pPr>
+                    <w:spacing w:line="240" w:lineRule="auto"/>
+                    <w:ind w:firstLine="0"/>
+                    <w:rPr>
+                      <w:rFonts w:eastAsia="Times New Roman" w:cs="Times New Roman"/>
+                      <w:color w:val="525252"/>
+                      <w:kern w:val="0"/>
+                      <w:sz w:val="20"/>
+                      <w:szCs w:val="20"/>
+                      <w:lang w:eastAsia="ru-RU"/>
+                      <w14:ligatures w14:val="none"/>
+                    </w:rPr>
+                  </w:pPr>
+                  <w:r>
+                    <w:rPr>
+                      <w:rFonts w:eastAsia="Times New Roman" w:cs="Times New Roman"/>
+                      <w:color w:val="525252"/>
+                      <w:kern w:val="0"/>
+                      <w:sz w:val="20"/>
+                      <w:szCs w:val="20"/>
+                      <w:lang w:eastAsia="ru-RU"/>
+                      <w14:ligatures w14:val="none"/>
+                    </w:rPr>
+                    <w:t>42RU</w:t>
+                  </w:r>
+                </w:p>
+              </w:tc>
+            </w:tr>
+            <w:tr>
+              <w:trPr>
+                <w:trHeight w:val="540"/>
+              </w:trPr>
+              <w:tc>
+                <w:tcPr>
+                  <w:tcW w:w="1871" w:type="dxa"/>
+                  <w:tcBorders>
+                    <w:top w:val="nil"/>
+                    <w:left w:val="single" w:sz="8" w:space="0" w:color="CCCCCC"/>
+                    <w:bottom w:val="single" w:sz="8" w:space="0" w:color="CCCCCC"/>
+                    <w:right w:val="single" w:sz="8" w:space="0" w:color="CCCCCC"/>
+                  </w:tcBorders>
+                  <w:shd w:val="clear" w:color="000000" w:fill="FFFFFF"/>
+                  <w:vAlign w:val="center"/>
+                  <w:hideMark/>
+                </w:tcPr>
+                <w:p>
+                  <w:pPr>
+                    <w:spacing w:line="240" w:lineRule="auto"/>
+                    <w:ind w:firstLine="0"/>
+                    <w:rPr>
+                      <w:rFonts w:eastAsia="Times New Roman" w:cs="Times New Roman"/>
+                      <w:color w:val="525252"/>
+                      <w:kern w:val="0"/>
+                      <w:sz w:val="20"/>
+                      <w:szCs w:val="20"/>
+                      <w:lang w:eastAsia="ru-RU"/>
+                      <w14:ligatures w14:val="none"/>
+                    </w:rPr>
+                  </w:pPr>
+                  <w:proofErr w:type="spellStart"/>
+                  <w:r>
+                    <w:rPr>
+                      <w:rFonts w:eastAsia="Times New Roman" w:cs="Times New Roman"/>
+                      <w:color w:val="525252"/>
+                      <w:kern w:val="0"/>
+                      <w:sz w:val="20"/>
+                      <w:szCs w:val="20"/>
+                      <w:lang w:eastAsia="ru-RU"/>
+                      <w14:ligatures w14:val="none"/>
+                    </w:rPr>
+                    <w:t>Грузоподъемность</w:t>
+                  </w:r>
+                  <w:proofErr w:type="spellEnd"/>
+                  <w:r>
+                    <w:rPr>
+                      <w:rFonts w:eastAsia="Times New Roman" w:cs="Times New Roman"/>
+                      <w:color w:val="525252"/>
+                      <w:kern w:val="0"/>
+                      <w:sz w:val="20"/>
+                      <w:szCs w:val="20"/>
+                      <w:lang w:eastAsia="ru-RU"/>
+                      <w14:ligatures w14:val="none"/>
+                    </w:rPr>
+                    <w:t xml:space="preserve"> при статической нагрузке</w:t>
+                  </w:r>
+                </w:p>
+              </w:tc>
+              <w:tc>
+                <w:tcPr>
+                  <w:tcW w:w="1417" w:type="dxa"/>
+                  <w:tcBorders>
+                    <w:top w:val="nil"/>
+                    <w:left w:val="nil"/>
+                    <w:bottom w:val="single" w:sz="8" w:space="0" w:color="CCCCCC"/>
+                    <w:right w:val="single" w:sz="8" w:space="0" w:color="CCCCCC"/>
+                  </w:tcBorders>
+                  <w:shd w:val="clear" w:color="000000" w:fill="FFFFFF"/>
+                  <w:vAlign w:val="center"/>
+                  <w:hideMark/>
+                </w:tcPr>
+                <w:p>
+                  <w:pPr>
+                    <w:spacing w:line="240" w:lineRule="auto"/>
+                    <w:ind w:firstLine="0"/>
+                    <w:rPr>
+                      <w:rFonts w:eastAsia="Times New Roman" w:cs="Times New Roman"/>
+                      <w:color w:val="525252"/>
+                      <w:kern w:val="0"/>
+                      <w:sz w:val="20"/>
+                      <w:szCs w:val="20"/>
+                      <w:lang w:eastAsia="ru-RU"/>
+                      <w14:ligatures w14:val="none"/>
+                    </w:rPr>
+                  </w:pPr>
+                  <w:r>
+                    <w:rPr>
+                      <w:rFonts w:eastAsia="Times New Roman" w:cs="Times New Roman"/>
+                      <w:color w:val="525252"/>
+                      <w:kern w:val="0"/>
+                      <w:sz w:val="20"/>
+                      <w:szCs w:val="20"/>
+                      <w:lang w:eastAsia="ru-RU"/>
+                      <w14:ligatures w14:val="none"/>
+                    </w:rPr>
+                    <w:t>2100 фунтов (/954 кг)</w:t>
+                  </w:r>
+                </w:p>
+              </w:tc>
+              <w:tc>
+                <w:tcPr>
+                  <w:tcW w:w="1701" w:type="dxa"/>
+                  <w:tcBorders>
+                    <w:top w:val="nil"/>
+                    <w:left w:val="nil"/>
+                    <w:bottom w:val="single" w:sz="8" w:space="0" w:color="CCCCCC"/>
+                    <w:right w:val="single" w:sz="8" w:space="0" w:color="CCCCCC"/>
+                  </w:tcBorders>
+                  <w:shd w:val="clear" w:color="000000" w:fill="FFFFFF"/>
+                  <w:vAlign w:val="center"/>
+                  <w:hideMark/>
+                </w:tcPr>
+                <w:p>
+                  <w:pPr>
+                    <w:spacing w:line="240" w:lineRule="auto"/>
+                    <w:ind w:firstLine="0"/>
+                    <w:rPr>
+                      <w:rFonts w:eastAsia="Times New Roman" w:cs="Times New Roman"/>
+                      <w:color w:val="525252"/>
+                      <w:kern w:val="0"/>
+                      <w:sz w:val="20"/>
+                      <w:szCs w:val="20"/>
+                      <w:lang w:eastAsia="ru-RU"/>
+                      <w14:ligatures w14:val="none"/>
+                    </w:rPr>
+                  </w:pPr>
+                  <w:r>
+                    <w:rPr>
+                      <w:rFonts w:eastAsia="Times New Roman" w:cs="Times New Roman"/>
+                      <w:color w:val="525252"/>
+                      <w:kern w:val="0"/>
+                      <w:sz w:val="20"/>
+                      <w:szCs w:val="20"/>
+                      <w:lang w:eastAsia="ru-RU"/>
+                      <w14:ligatures w14:val="none"/>
+                    </w:rPr>
+                    <w:t>2100 фунтов (/954 кг)</w:t>
+                  </w:r>
+                </w:p>
+              </w:tc>
+            </w:tr>
+            <w:tr>
+              <w:trPr>
+                <w:trHeight w:val="540"/>
+              </w:trPr>
+              <w:tc>
+                <w:tcPr>
+                  <w:tcW w:w="1871" w:type="dxa"/>
+                  <w:tcBorders>
+                    <w:top w:val="nil"/>
+                    <w:left w:val="single" w:sz="8" w:space="0" w:color="CCCCCC"/>
+                    <w:bottom w:val="single" w:sz="8" w:space="0" w:color="CCCCCC"/>
+                    <w:right w:val="single" w:sz="8" w:space="0" w:color="CCCCCC"/>
+                  </w:tcBorders>
+                  <w:shd w:val="clear" w:color="000000" w:fill="FFFFFF"/>
+                  <w:vAlign w:val="center"/>
+                  <w:hideMark/>
+                </w:tcPr>
+                <w:p>
+                  <w:pPr>
+                    <w:spacing w:line="240" w:lineRule="auto"/>
+                    <w:ind w:firstLine="0"/>
+                    <w:rPr>
+                      <w:rFonts w:eastAsia="Times New Roman" w:cs="Times New Roman"/>
+                      <w:color w:val="525252"/>
+                      <w:kern w:val="0"/>
+                      <w:sz w:val="20"/>
+                      <w:szCs w:val="20"/>
+                      <w:lang w:eastAsia="ru-RU"/>
+                      <w14:ligatures w14:val="none"/>
+                    </w:rPr>
+                  </w:pPr>
+                  <w:r>
+                    <w:rPr>
+                      <w:rFonts w:eastAsia="Times New Roman" w:cs="Times New Roman"/>
+                      <w:color w:val="525252"/>
+                      <w:kern w:val="0"/>
+                      <w:sz w:val="20"/>
+                      <w:szCs w:val="20"/>
+                      <w:lang w:eastAsia="ru-RU"/>
+                      <w14:ligatures w14:val="none"/>
+                    </w:rPr>
+                    <w:t xml:space="preserve">Динамическая </w:t>
+                  </w:r>
+                  <w:proofErr w:type="spellStart"/>
+                  <w:r>
+                    <w:rPr>
+                      <w:rFonts w:eastAsia="Times New Roman" w:cs="Times New Roman"/>
+                      <w:color w:val="525252"/>
+                      <w:kern w:val="0"/>
+                      <w:sz w:val="20"/>
+                      <w:szCs w:val="20"/>
+                      <w:lang w:eastAsia="ru-RU"/>
+                      <w14:ligatures w14:val="none"/>
+                    </w:rPr>
+                    <w:t>грузоподъемность</w:t>
+                  </w:r>
+                  <w:proofErr w:type="spellEnd"/>
+                </w:p>
+              </w:tc>
+              <w:tc>
+                <w:tcPr>
+                  <w:tcW w:w="1417" w:type="dxa"/>
+                  <w:tcBorders>
+                    <w:top w:val="nil"/>
+                    <w:left w:val="nil"/>
+                    <w:bottom w:val="single" w:sz="8" w:space="0" w:color="CCCCCC"/>
+                    <w:right w:val="single" w:sz="8" w:space="0" w:color="CCCCCC"/>
+                  </w:tcBorders>
+                  <w:shd w:val="clear" w:color="000000" w:fill="FFFFFF"/>
+                  <w:vAlign w:val="center"/>
+                  <w:hideMark/>
+                </w:tcPr>
+                <w:p>
+                  <w:pPr>
+                    <w:spacing w:line="240" w:lineRule="auto"/>
+                    <w:ind w:firstLine="0"/>
+                    <w:rPr>
+                      <w:rFonts w:eastAsia="Times New Roman" w:cs="Times New Roman"/>
+                      <w:color w:val="525252"/>
+                      <w:kern w:val="0"/>
+                      <w:sz w:val="20"/>
+                      <w:szCs w:val="20"/>
+                      <w:lang w:eastAsia="ru-RU"/>
+                      <w14:ligatures w14:val="none"/>
+                    </w:rPr>
+                  </w:pPr>
+                  <w:r>
+                    <w:rPr>
+                      <w:rFonts w:eastAsia="Times New Roman" w:cs="Times New Roman"/>
+                      <w:color w:val="525252"/>
+                      <w:kern w:val="0"/>
+                      <w:sz w:val="20"/>
+                      <w:szCs w:val="20"/>
+                      <w:lang w:eastAsia="ru-RU"/>
+                      <w14:ligatures w14:val="none"/>
+                    </w:rPr>
+                    <w:t>Не применимо</w:t>
+                  </w:r>
+                </w:p>
+              </w:tc>
+              <w:tc>
+                <w:tcPr>
+                  <w:tcW w:w="1701" w:type="dxa"/>
+                  <w:tcBorders>
+                    <w:top w:val="nil"/>
+                    <w:left w:val="nil"/>
+                    <w:bottom w:val="single" w:sz="8" w:space="0" w:color="CCCCCC"/>
+                    <w:right w:val="single" w:sz="8" w:space="0" w:color="CCCCCC"/>
+                  </w:tcBorders>
+                  <w:shd w:val="clear" w:color="000000" w:fill="FFFFFF"/>
+                  <w:vAlign w:val="center"/>
+                  <w:hideMark/>
+                </w:tcPr>
+                <w:p>
+                  <w:pPr>
+                    <w:spacing w:line="240" w:lineRule="auto"/>
+                    <w:ind w:firstLine="0"/>
+                    <w:rPr>
+                      <w:rFonts w:eastAsia="Times New Roman" w:cs="Times New Roman"/>
+                      <w:color w:val="525252"/>
+                      <w:kern w:val="0"/>
+                      <w:sz w:val="20"/>
+                      <w:szCs w:val="20"/>
+                      <w:lang w:eastAsia="ru-RU"/>
+                      <w14:ligatures w14:val="none"/>
+                    </w:rPr>
+                  </w:pPr>
+                  <w:r>
+                    <w:rPr>
+                      <w:rFonts w:eastAsia="Times New Roman" w:cs="Times New Roman"/>
+                      <w:color w:val="525252"/>
+                      <w:kern w:val="0"/>
+                      <w:sz w:val="20"/>
+                      <w:szCs w:val="20"/>
+                      <w:lang w:eastAsia="ru-RU"/>
+                      <w14:ligatures w14:val="none"/>
+                    </w:rPr>
+                    <w:t>Не применимо</w:t>
+                  </w:r>
+                </w:p>
+              </w:tc>
+            </w:tr>
+          </w:tbl>
+          <w:p>
+            <w:pPr>
               <w:tabs>
                 <w:tab w:val="left" w:pos="180"/>
               </w:tabs>
               <w:spacing w:line="240" w:lineRule="auto"/>
-              <w:ind w:left="0" w:firstLine="0"/>
-              <w:rPr>
-                <w:sz w:val="24"/>
-                <w:szCs w:val="24"/>
-              </w:rPr>
-            </w:pPr>
-            <w:r>
-              <w:rPr>
-                <w:sz w:val="20"/>
-                <w:szCs w:val="20"/>
-              </w:rPr>
-              <w:t>…</w:t>
-            </w:r>
-          </w:p>
-        </w:tc>
-        <w:tc>
-          <w:tcPr>
-            <w:tcW w:w="1415" w:type="dxa"/>
-          </w:tcPr>
-          <w:p>
-            <w:pPr>
-              <w:spacing w:line="240" w:lineRule="auto"/>
-              <w:ind w:firstLine="0"/>
-              <w:rPr>
-                <w:sz w:val="24"/>
-                <w:szCs w:val="24"/>
-              </w:rPr>
-            </w:pPr>
+              <w:ind w:firstLine="0"/>
+              <w:rPr>
+                <w:sz w:val="24"/>
+                <w:szCs w:val="24"/>
+              </w:rPr>
+            </w:pPr>
+          </w:p>
+        </w:tc>
+        <w:tc>
+          <w:tcPr>
+            <w:tcW w:w="1259" w:type="dxa"/>
+          </w:tcPr>
+          <w:p>
+            <w:pPr>
+              <w:spacing w:line="240" w:lineRule="auto"/>
+              <w:ind w:firstLine="0"/>
+              <w:rPr>
+                <w:sz w:val="24"/>
+                <w:szCs w:val="24"/>
+              </w:rPr>
+            </w:pPr>
+            <w:r>
+              <w:rPr>
+                <w:sz w:val="24"/>
+                <w:szCs w:val="24"/>
+              </w:rPr>
+              <w:t>≈120</w:t>
+            </w:r>
+            <w:r>
+              <w:rPr>
+                <w:sz w:val="24"/>
+                <w:szCs w:val="24"/>
+                <w:lang w:val="en-US"/>
+              </w:rPr>
+              <w:t> </w:t>
+            </w:r>
+            <w:r>
+              <w:rPr>
+                <w:sz w:val="24"/>
+                <w:szCs w:val="24"/>
+              </w:rPr>
+              <w:t>000</w:t>
+            </w:r>
+            <w:r>
+              <w:rPr>
+                <w:sz w:val="24"/>
+                <w:szCs w:val="24"/>
+                <w:lang w:val="en-US"/>
+              </w:rPr>
+              <w:t xml:space="preserve"> </w:t>
+            </w:r>
+            <w:proofErr w:type="spellStart"/>
+            <w:r>
+              <w:rPr>
+                <w:sz w:val="24"/>
+                <w:szCs w:val="24"/>
+              </w:rPr>
+              <w:t>руб</w:t>
+            </w:r>
+            <w:proofErr w:type="spellEnd"/>
           </w:p>
         </w:tc>
       </w:tr>
@@ -20297,16 +21760,7 @@
               </w:rPr>
             </w:pPr>
             <w:r>
-              <w:t xml:space="preserve">Cisco UCS R42612 (Стойка) — </w:t>
-            </w:r>
-            <w:r>
-              <w:rPr>
-                <w:rFonts w:ascii="Segoe UI Emoji" w:hAnsi="Segoe UI Emoji" w:cs="Segoe UI Emoji"/>
-              </w:rPr>
-              <w:t>🛒</w:t>
-            </w:r>
-            <w:r>
-              <w:t xml:space="preserve"> Перейти</w:t>
+              <w:t>Cisco UCS R42612</w:t>
             </w:r>
           </w:p>
         </w:tc>
@@ -20342,7 +21796,7 @@
         </w:tc>
         <w:tc>
           <w:tcPr>
-            <w:tcW w:w="5656" w:type="dxa"/>
+            <w:tcW w:w="5812" w:type="dxa"/>
           </w:tcPr>
           <w:p>
             <w:pPr>
@@ -20371,7 +21825,7 @@
         </w:tc>
         <w:tc>
           <w:tcPr>
-            <w:tcW w:w="1415" w:type="dxa"/>
+            <w:tcW w:w="1259" w:type="dxa"/>
           </w:tcPr>
           <w:p>
             <w:pPr>
@@ -20402,14 +21856,16 @@
                 <w:szCs w:val="24"/>
               </w:rPr>
             </w:pPr>
+            <w:proofErr w:type="spellStart"/>
             <w:r>
               <w:rPr>
                 <w:sz w:val="24"/>
                 <w:szCs w:val="24"/>
                 <w:lang w:val="en-US"/>
               </w:rPr>
-              <w:t>Cisco</w:t>
-            </w:r>
+              <w:t>Netko</w:t>
+            </w:r>
+            <w:proofErr w:type="spellEnd"/>
           </w:p>
         </w:tc>
         <w:tc>
@@ -20430,60 +21886,724 @@
               <w:rPr>
                 <w:lang w:val="en-US"/>
               </w:rPr>
-              <w:t xml:space="preserve">Cisco Nexus 9300 Rack Mount Kit — </w:t>
-            </w:r>
-            <w:r>
-              <w:rPr>
-                <w:rFonts w:ascii="Segoe UI Emoji" w:hAnsi="Segoe UI Emoji" w:cs="Segoe UI Emoji"/>
-              </w:rPr>
-              <w:t>🛒</w:t>
-            </w:r>
-            <w:r>
-              <w:rPr>
+              <w:t>42U Expert</w:t>
+            </w:r>
+          </w:p>
+        </w:tc>
+        <w:tc>
+          <w:tcPr>
+            <w:tcW w:w="2268" w:type="dxa"/>
+          </w:tcPr>
+          <w:p>
+            <w:pPr>
+              <w:spacing w:line="240" w:lineRule="auto"/>
+              <w:ind w:firstLine="0"/>
+              <w:rPr>
+                <w:sz w:val="24"/>
+                <w:szCs w:val="24"/>
                 <w:lang w:val="en-US"/>
               </w:rPr>
+            </w:pPr>
+            <w:r>
+              <w:rPr>
+                <w:noProof/>
+              </w:rPr>
+              <w:drawing>
+                <wp:inline distT="0" distB="0" distL="0" distR="0" wp14:anchorId="50F4EF2F" wp14:editId="0F8A1660">
+                  <wp:extent cx="1303020" cy="977265"/>
+                  <wp:effectExtent l="0" t="0" r="0" b="0"/>
+                  <wp:docPr id="11" name="Рисунок 11" descr="Шкаф напольный 42U серия Expert (600х600х2050), напольный, БЕЗ ПЕРЕДНЕЙ ДВЕРИ, серый, разобранный Netko (упакован в 3 коробки) Фото 2"/>
+                  <wp:cNvGraphicFramePr>
+                    <a:graphicFrameLocks xmlns:a="http://schemas.openxmlformats.org/drawingml/2006/main" noChangeAspect="1"/>
+                  </wp:cNvGraphicFramePr>
+                  <a:graphic xmlns:a="http://schemas.openxmlformats.org/drawingml/2006/main">
+                    <a:graphicData uri="http://schemas.openxmlformats.org/drawingml/2006/picture">
+                      <pic:pic xmlns:pic="http://schemas.openxmlformats.org/drawingml/2006/picture">
+                        <pic:nvPicPr>
+                          <pic:cNvPr id="0" name="Picture 9" descr="Шкаф напольный 42U серия Expert (600х600х2050), напольный, БЕЗ ПЕРЕДНЕЙ ДВЕРИ, серый, разобранный Netko (упакован в 3 коробки) Фото 2"/>
+                          <pic:cNvPicPr>
+                            <a:picLocks noChangeAspect="1" noChangeArrowheads="1"/>
+                          </pic:cNvPicPr>
+                        </pic:nvPicPr>
+                        <pic:blipFill>
+                          <a:blip r:embed="rId56" cstate="print">
+                            <a:extLst>
+                              <a:ext uri="{28A0092B-C50C-407E-A947-70E740481C1C}">
+                                <a14:useLocalDpi xmlns:a14="http://schemas.microsoft.com/office/drawing/2010/main" val="0"/>
+                              </a:ext>
+                            </a:extLst>
+                          </a:blip>
+                          <a:srcRect/>
+                          <a:stretch>
+                            <a:fillRect/>
+                          </a:stretch>
+                        </pic:blipFill>
+                        <pic:spPr bwMode="auto">
+                          <a:xfrm>
+                            <a:off x="0" y="0"/>
+                            <a:ext cx="1303020" cy="977265"/>
+                          </a:xfrm>
+                          <a:prstGeom prst="rect">
+                            <a:avLst/>
+                          </a:prstGeom>
+                          <a:noFill/>
+                          <a:ln>
+                            <a:noFill/>
+                          </a:ln>
+                        </pic:spPr>
+                      </pic:pic>
+                    </a:graphicData>
+                  </a:graphic>
+                </wp:inline>
+              </w:drawing>
+            </w:r>
+          </w:p>
+          <w:p>
+            <w:pPr>
+              <w:spacing w:line="240" w:lineRule="auto"/>
+              <w:ind w:firstLine="0"/>
+              <w:rPr>
+                <w:sz w:val="24"/>
+                <w:szCs w:val="24"/>
+                <w:lang w:val="en-US"/>
+              </w:rPr>
+            </w:pPr>
+            <w:hyperlink r:id="rId57" w:history="1">
+              <w:r>
+                <w:rPr>
+                  <w:rStyle w:val="aa"/>
+                  <w:sz w:val="24"/>
+                  <w:szCs w:val="24"/>
+                  <w:lang w:val="en-US"/>
+                </w:rPr>
+                <w:t>https://www.tktdf.ru/catalog/id/65161/</w:t>
+              </w:r>
+            </w:hyperlink>
+            <w:r>
+              <w:rPr>
+                <w:sz w:val="24"/>
+                <w:szCs w:val="24"/>
+                <w:lang w:val="en-US"/>
+              </w:rPr>
               <w:t xml:space="preserve"> </w:t>
             </w:r>
-            <w:r>
-              <w:t>Перейти</w:t>
-            </w:r>
-          </w:p>
-        </w:tc>
-        <w:tc>
-          <w:tcPr>
-            <w:tcW w:w="2268" w:type="dxa"/>
-          </w:tcPr>
-          <w:p>
-            <w:pPr>
-              <w:spacing w:line="240" w:lineRule="auto"/>
-              <w:ind w:firstLine="0"/>
+          </w:p>
+        </w:tc>
+        <w:tc>
+          <w:tcPr>
+            <w:tcW w:w="2977" w:type="dxa"/>
+          </w:tcPr>
+          <w:p>
+            <w:pPr>
+              <w:spacing w:line="240" w:lineRule="auto"/>
+              <w:ind w:firstLine="0"/>
+              <w:rPr>
+                <w:sz w:val="24"/>
+                <w:szCs w:val="24"/>
+              </w:rPr>
+            </w:pPr>
+            <w:r>
+              <w:rPr>
+                <w:sz w:val="24"/>
+                <w:szCs w:val="24"/>
+              </w:rPr>
+              <w:t>Габаритная ширина: 600 мм</w:t>
+            </w:r>
+          </w:p>
+          <w:p>
+            <w:pPr>
+              <w:spacing w:line="240" w:lineRule="auto"/>
+              <w:ind w:firstLine="0"/>
+              <w:rPr>
+                <w:sz w:val="24"/>
+                <w:szCs w:val="24"/>
+              </w:rPr>
+            </w:pPr>
+            <w:r>
+              <w:rPr>
+                <w:sz w:val="24"/>
+                <w:szCs w:val="24"/>
+              </w:rPr>
+              <w:t xml:space="preserve">Габаритная глубина: 600 мм.  </w:t>
+            </w:r>
+          </w:p>
+          <w:p>
+            <w:pPr>
+              <w:spacing w:line="240" w:lineRule="auto"/>
+              <w:ind w:firstLine="0"/>
+              <w:rPr>
+                <w:sz w:val="24"/>
+                <w:szCs w:val="24"/>
+              </w:rPr>
+            </w:pPr>
+            <w:r>
+              <w:rPr>
+                <w:sz w:val="24"/>
+                <w:szCs w:val="24"/>
+              </w:rPr>
+              <w:t xml:space="preserve">Глубина для установки аксессуаров и оборудования: </w:t>
+            </w:r>
+            <w:r>
               <w:rPr>
                 <w:sz w:val="24"/>
                 <w:szCs w:val="24"/>
                 <w:lang w:val="en-US"/>
               </w:rPr>
-            </w:pPr>
-          </w:p>
-        </w:tc>
-        <w:tc>
-          <w:tcPr>
-            <w:tcW w:w="2977" w:type="dxa"/>
-          </w:tcPr>
-          <w:p>
-            <w:pPr>
-              <w:spacing w:line="240" w:lineRule="auto"/>
-              <w:ind w:firstLine="0"/>
+              <w:t>max</w:t>
+            </w:r>
+            <w:r>
+              <w:rPr>
+                <w:sz w:val="24"/>
+                <w:szCs w:val="24"/>
+              </w:rPr>
+              <w:t xml:space="preserve"> 490мм</w:t>
+            </w:r>
+          </w:p>
+          <w:p>
+            <w:pPr>
+              <w:spacing w:line="240" w:lineRule="auto"/>
+              <w:ind w:firstLine="0"/>
+              <w:rPr>
+                <w:sz w:val="24"/>
+                <w:szCs w:val="24"/>
+              </w:rPr>
+            </w:pPr>
+            <w:proofErr w:type="spellStart"/>
+            <w:r>
+              <w:rPr>
+                <w:sz w:val="24"/>
+                <w:szCs w:val="24"/>
+              </w:rPr>
+              <w:t>Грузоподъемность</w:t>
+            </w:r>
+            <w:proofErr w:type="spellEnd"/>
+            <w:r>
+              <w:rPr>
+                <w:sz w:val="24"/>
+                <w:szCs w:val="24"/>
+              </w:rPr>
+              <w:t>: 800 кг</w:t>
+            </w:r>
+          </w:p>
+          <w:p>
+            <w:pPr>
+              <w:spacing w:line="240" w:lineRule="auto"/>
+              <w:ind w:firstLine="0"/>
+              <w:rPr>
+                <w:sz w:val="24"/>
+                <w:szCs w:val="24"/>
+              </w:rPr>
+            </w:pPr>
+          </w:p>
+          <w:p>
+            <w:pPr>
+              <w:spacing w:line="240" w:lineRule="auto"/>
+              <w:ind w:firstLine="0"/>
+              <w:rPr>
+                <w:sz w:val="24"/>
+                <w:szCs w:val="24"/>
+              </w:rPr>
+            </w:pPr>
+            <w:r>
+              <w:rPr>
+                <w:sz w:val="24"/>
+                <w:szCs w:val="24"/>
+              </w:rPr>
+              <w:lastRenderedPageBreak/>
+              <w:t>Толщина: монтажный профиль 2.0мм, монтажный угол 1.5мм; остальное 1.2мм.</w:t>
+            </w:r>
+          </w:p>
+          <w:p>
+            <w:pPr>
+              <w:spacing w:line="240" w:lineRule="auto"/>
+              <w:ind w:firstLine="0"/>
+              <w:rPr>
+                <w:sz w:val="24"/>
+                <w:szCs w:val="24"/>
+              </w:rPr>
+            </w:pPr>
+            <w:r>
+              <w:rPr>
+                <w:sz w:val="24"/>
+                <w:szCs w:val="24"/>
+              </w:rPr>
+              <w:t xml:space="preserve">Материал: Сталь холодного проката </w:t>
+            </w:r>
+            <w:r>
               <w:rPr>
                 <w:sz w:val="24"/>
                 <w:szCs w:val="24"/>
                 <w:lang w:val="en-US"/>
               </w:rPr>
-            </w:pPr>
-          </w:p>
-        </w:tc>
-        <w:tc>
-          <w:tcPr>
-            <w:tcW w:w="5656" w:type="dxa"/>
+              <w:t>SPCC</w:t>
+            </w:r>
+          </w:p>
+          <w:p>
+            <w:pPr>
+              <w:spacing w:line="240" w:lineRule="auto"/>
+              <w:ind w:firstLine="0"/>
+              <w:rPr>
+                <w:sz w:val="24"/>
+                <w:szCs w:val="24"/>
+              </w:rPr>
+            </w:pPr>
+            <w:r>
+              <w:rPr>
+                <w:sz w:val="24"/>
+                <w:szCs w:val="24"/>
+              </w:rPr>
+              <w:t xml:space="preserve">Качество покрытия: Протравленное, </w:t>
+            </w:r>
+            <w:proofErr w:type="gramStart"/>
+            <w:r>
+              <w:rPr>
+                <w:sz w:val="24"/>
+                <w:szCs w:val="24"/>
+              </w:rPr>
+              <w:t>фосфорсодержащее,  антикоррозионное</w:t>
+            </w:r>
+            <w:proofErr w:type="gramEnd"/>
+            <w:r>
+              <w:rPr>
+                <w:sz w:val="24"/>
+                <w:szCs w:val="24"/>
+              </w:rPr>
+              <w:t>, с предварительным обезжириванием поверхности,  покрытое порошком</w:t>
+            </w:r>
+          </w:p>
+          <w:p>
+            <w:pPr>
+              <w:spacing w:line="240" w:lineRule="auto"/>
+              <w:ind w:firstLine="0"/>
+              <w:rPr>
+                <w:sz w:val="24"/>
+                <w:szCs w:val="24"/>
+              </w:rPr>
+            </w:pPr>
+            <w:r>
+              <w:rPr>
+                <w:sz w:val="24"/>
+                <w:szCs w:val="24"/>
+              </w:rPr>
+              <w:t xml:space="preserve">Степень защиты шкафа </w:t>
+            </w:r>
+            <w:r>
+              <w:rPr>
+                <w:sz w:val="24"/>
+                <w:szCs w:val="24"/>
+                <w:lang w:val="en-US"/>
+              </w:rPr>
+              <w:t>IP</w:t>
+            </w:r>
+            <w:r>
+              <w:rPr>
+                <w:sz w:val="24"/>
+                <w:szCs w:val="24"/>
+              </w:rPr>
+              <w:t>20.</w:t>
+            </w:r>
+          </w:p>
+          <w:p>
+            <w:pPr>
+              <w:spacing w:line="240" w:lineRule="auto"/>
+              <w:ind w:firstLine="0"/>
+              <w:rPr>
+                <w:sz w:val="24"/>
+                <w:szCs w:val="24"/>
+              </w:rPr>
+            </w:pPr>
+            <w:r>
+              <w:rPr>
+                <w:sz w:val="24"/>
+                <w:szCs w:val="24"/>
+              </w:rPr>
+              <w:t>Цвет: серый (</w:t>
+            </w:r>
+            <w:r>
+              <w:rPr>
+                <w:sz w:val="24"/>
+                <w:szCs w:val="24"/>
+                <w:lang w:val="en-US"/>
+              </w:rPr>
+              <w:t>RAL</w:t>
+            </w:r>
+            <w:r>
+              <w:rPr>
+                <w:sz w:val="24"/>
+                <w:szCs w:val="24"/>
+              </w:rPr>
+              <w:t xml:space="preserve"> 7035)</w:t>
+            </w:r>
+          </w:p>
+          <w:p>
+            <w:pPr>
+              <w:spacing w:line="240" w:lineRule="auto"/>
+              <w:ind w:firstLine="0"/>
+              <w:rPr>
+                <w:sz w:val="24"/>
+                <w:szCs w:val="24"/>
+              </w:rPr>
+            </w:pPr>
+          </w:p>
+          <w:p>
+            <w:pPr>
+              <w:spacing w:line="240" w:lineRule="auto"/>
+              <w:ind w:firstLine="0"/>
+              <w:rPr>
+                <w:sz w:val="24"/>
+                <w:szCs w:val="24"/>
+              </w:rPr>
+            </w:pPr>
+            <w:r>
+              <w:rPr>
+                <w:sz w:val="24"/>
+                <w:szCs w:val="24"/>
+              </w:rPr>
+              <w:t>Основные особенности:</w:t>
+            </w:r>
+          </w:p>
+          <w:p>
+            <w:pPr>
+              <w:spacing w:line="240" w:lineRule="auto"/>
+              <w:ind w:firstLine="0"/>
+              <w:rPr>
+                <w:sz w:val="24"/>
+                <w:szCs w:val="24"/>
+              </w:rPr>
+            </w:pPr>
+            <w:r>
+              <w:rPr>
+                <w:sz w:val="24"/>
+                <w:szCs w:val="24"/>
+              </w:rPr>
+              <w:t xml:space="preserve">Эксклюзивный дизайн </w:t>
+            </w:r>
+            <w:proofErr w:type="gramStart"/>
+            <w:r>
+              <w:rPr>
+                <w:sz w:val="24"/>
+                <w:szCs w:val="24"/>
+              </w:rPr>
+              <w:t>шкафа  и</w:t>
+            </w:r>
+            <w:proofErr w:type="gramEnd"/>
+            <w:r>
+              <w:rPr>
+                <w:sz w:val="24"/>
+                <w:szCs w:val="24"/>
+              </w:rPr>
+              <w:t xml:space="preserve"> высокая  точность размеров</w:t>
+            </w:r>
+          </w:p>
+          <w:p>
+            <w:pPr>
+              <w:spacing w:line="240" w:lineRule="auto"/>
+              <w:ind w:firstLine="0"/>
+              <w:rPr>
+                <w:sz w:val="24"/>
+                <w:szCs w:val="24"/>
+              </w:rPr>
+            </w:pPr>
+            <w:r>
+              <w:rPr>
+                <w:sz w:val="24"/>
+                <w:szCs w:val="24"/>
+              </w:rPr>
+              <w:t>•  Передняя дверь приобретается отдельно</w:t>
+            </w:r>
+          </w:p>
+          <w:p>
+            <w:pPr>
+              <w:spacing w:line="240" w:lineRule="auto"/>
+              <w:ind w:firstLine="0"/>
+              <w:rPr>
+                <w:sz w:val="24"/>
+                <w:szCs w:val="24"/>
+              </w:rPr>
+            </w:pPr>
+            <w:r>
+              <w:rPr>
+                <w:sz w:val="24"/>
+                <w:szCs w:val="24"/>
+              </w:rPr>
+              <w:t>•  Задняя дверь - металлическая, перфорированная с удобной поворотной ручкой с замком</w:t>
+            </w:r>
+          </w:p>
+          <w:p>
+            <w:pPr>
+              <w:spacing w:line="240" w:lineRule="auto"/>
+              <w:ind w:firstLine="0"/>
+              <w:rPr>
+                <w:sz w:val="24"/>
+                <w:szCs w:val="24"/>
+              </w:rPr>
+            </w:pPr>
+            <w:r>
+              <w:rPr>
+                <w:sz w:val="24"/>
+                <w:szCs w:val="24"/>
+              </w:rPr>
+              <w:t>•  Угол поворота дверей более 180 градусов, есть возможность перевешивания дверей</w:t>
+            </w:r>
+          </w:p>
+          <w:p>
+            <w:pPr>
+              <w:spacing w:line="240" w:lineRule="auto"/>
+              <w:ind w:firstLine="0"/>
+              <w:rPr>
+                <w:sz w:val="24"/>
+                <w:szCs w:val="24"/>
+              </w:rPr>
+            </w:pPr>
+            <w:r>
+              <w:rPr>
+                <w:sz w:val="24"/>
+                <w:szCs w:val="24"/>
+              </w:rPr>
+              <w:lastRenderedPageBreak/>
+              <w:t xml:space="preserve">Регулируемые ножки и прочные ролики можно установить одновременно: в комплекте ножки - 4 </w:t>
+            </w:r>
+            <w:proofErr w:type="spellStart"/>
+            <w:r>
+              <w:rPr>
+                <w:sz w:val="24"/>
+                <w:szCs w:val="24"/>
+              </w:rPr>
+              <w:t>шт</w:t>
+            </w:r>
+            <w:proofErr w:type="spellEnd"/>
+            <w:r>
+              <w:rPr>
+                <w:sz w:val="24"/>
+                <w:szCs w:val="24"/>
+              </w:rPr>
+              <w:t xml:space="preserve">, ролики - 4 шт. (2 </w:t>
+            </w:r>
+            <w:proofErr w:type="spellStart"/>
+            <w:r>
+              <w:rPr>
+                <w:sz w:val="24"/>
+                <w:szCs w:val="24"/>
+              </w:rPr>
+              <w:t>шт</w:t>
+            </w:r>
+            <w:proofErr w:type="spellEnd"/>
+            <w:r>
+              <w:rPr>
+                <w:sz w:val="24"/>
+                <w:szCs w:val="24"/>
+              </w:rPr>
+              <w:t xml:space="preserve"> + 2 шт. со стопперами)</w:t>
+            </w:r>
+          </w:p>
+          <w:p>
+            <w:pPr>
+              <w:spacing w:line="240" w:lineRule="auto"/>
+              <w:ind w:firstLine="0"/>
+              <w:rPr>
+                <w:sz w:val="24"/>
+                <w:szCs w:val="24"/>
+              </w:rPr>
+            </w:pPr>
+            <w:r>
+              <w:rPr>
+                <w:sz w:val="24"/>
+                <w:szCs w:val="24"/>
+              </w:rPr>
+              <w:t>Кабельный ввод на верхней и нижней крышке с регулируемыми размерами</w:t>
+            </w:r>
+          </w:p>
+          <w:p>
+            <w:pPr>
+              <w:spacing w:line="240" w:lineRule="auto"/>
+              <w:ind w:firstLine="0"/>
+              <w:rPr>
+                <w:sz w:val="24"/>
+                <w:szCs w:val="24"/>
+              </w:rPr>
+            </w:pPr>
+            <w:r>
+              <w:rPr>
+                <w:sz w:val="24"/>
+                <w:szCs w:val="24"/>
+              </w:rPr>
+              <w:t>Съёмные панели, удобные для установки и эксплуатации, с возможностью установки замка (отверстие под замок закрыто заглушкой; замок приобретается отдельно)</w:t>
+            </w:r>
+          </w:p>
+          <w:p>
+            <w:pPr>
+              <w:spacing w:line="240" w:lineRule="auto"/>
+              <w:ind w:firstLine="0"/>
+              <w:rPr>
+                <w:sz w:val="24"/>
+                <w:szCs w:val="24"/>
+              </w:rPr>
+            </w:pPr>
+          </w:p>
+          <w:p>
+            <w:pPr>
+              <w:spacing w:line="240" w:lineRule="auto"/>
+              <w:ind w:firstLine="0"/>
+              <w:rPr>
+                <w:sz w:val="24"/>
+                <w:szCs w:val="24"/>
+              </w:rPr>
+            </w:pPr>
+            <w:r>
+              <w:rPr>
+                <w:sz w:val="24"/>
+                <w:szCs w:val="24"/>
+              </w:rPr>
+              <w:t xml:space="preserve">Соответствует стандарту </w:t>
+            </w:r>
+            <w:r>
+              <w:rPr>
+                <w:sz w:val="24"/>
+                <w:szCs w:val="24"/>
+                <w:lang w:val="en-US"/>
+              </w:rPr>
+              <w:t>ANSI</w:t>
+            </w:r>
+            <w:r>
+              <w:rPr>
+                <w:sz w:val="24"/>
+                <w:szCs w:val="24"/>
+              </w:rPr>
+              <w:t>/</w:t>
+            </w:r>
+            <w:r>
+              <w:rPr>
+                <w:sz w:val="24"/>
+                <w:szCs w:val="24"/>
+                <w:lang w:val="en-US"/>
+              </w:rPr>
+              <w:t>EIA</w:t>
+            </w:r>
+            <w:r>
+              <w:rPr>
+                <w:sz w:val="24"/>
+                <w:szCs w:val="24"/>
+              </w:rPr>
+              <w:t xml:space="preserve"> </w:t>
+            </w:r>
+            <w:r>
+              <w:rPr>
+                <w:sz w:val="24"/>
+                <w:szCs w:val="24"/>
+                <w:lang w:val="en-US"/>
+              </w:rPr>
+              <w:t>RS</w:t>
+            </w:r>
+            <w:r>
+              <w:rPr>
+                <w:sz w:val="24"/>
+                <w:szCs w:val="24"/>
+              </w:rPr>
+              <w:t>-310-</w:t>
+            </w:r>
+            <w:r>
+              <w:rPr>
+                <w:sz w:val="24"/>
+                <w:szCs w:val="24"/>
+                <w:lang w:val="en-US"/>
+              </w:rPr>
+              <w:t>D</w:t>
+            </w:r>
+            <w:r>
+              <w:rPr>
+                <w:sz w:val="24"/>
+                <w:szCs w:val="24"/>
+              </w:rPr>
+              <w:t xml:space="preserve">, </w:t>
+            </w:r>
+            <w:r>
+              <w:rPr>
+                <w:sz w:val="24"/>
+                <w:szCs w:val="24"/>
+                <w:lang w:val="en-US"/>
+              </w:rPr>
+              <w:t>IEC</w:t>
+            </w:r>
+            <w:r>
+              <w:rPr>
+                <w:sz w:val="24"/>
+                <w:szCs w:val="24"/>
+              </w:rPr>
+              <w:t xml:space="preserve">297-2, </w:t>
+            </w:r>
+            <w:r>
+              <w:rPr>
+                <w:sz w:val="24"/>
+                <w:szCs w:val="24"/>
+                <w:lang w:val="en-US"/>
+              </w:rPr>
+              <w:t>DIN</w:t>
+            </w:r>
+            <w:r>
+              <w:rPr>
+                <w:sz w:val="24"/>
+                <w:szCs w:val="24"/>
+              </w:rPr>
+              <w:t xml:space="preserve">41491 часть1, </w:t>
+            </w:r>
+            <w:r>
+              <w:rPr>
+                <w:sz w:val="24"/>
+                <w:szCs w:val="24"/>
+                <w:lang w:val="en-US"/>
+              </w:rPr>
+              <w:t>DIN</w:t>
+            </w:r>
+            <w:r>
+              <w:rPr>
+                <w:sz w:val="24"/>
+                <w:szCs w:val="24"/>
+              </w:rPr>
+              <w:t xml:space="preserve">41494 часть7, </w:t>
+            </w:r>
+            <w:r>
+              <w:rPr>
+                <w:sz w:val="24"/>
+                <w:szCs w:val="24"/>
+                <w:lang w:val="en-US"/>
+              </w:rPr>
+              <w:t>GB</w:t>
+            </w:r>
+            <w:r>
+              <w:rPr>
+                <w:sz w:val="24"/>
+                <w:szCs w:val="24"/>
+              </w:rPr>
+              <w:t>/</w:t>
+            </w:r>
+            <w:r>
+              <w:rPr>
+                <w:sz w:val="24"/>
+                <w:szCs w:val="24"/>
+                <w:lang w:val="en-US"/>
+              </w:rPr>
+              <w:t>T</w:t>
+            </w:r>
+            <w:r>
+              <w:rPr>
+                <w:sz w:val="24"/>
+                <w:szCs w:val="24"/>
+              </w:rPr>
+              <w:t xml:space="preserve">3047.2- 92, </w:t>
+            </w:r>
+            <w:r>
+              <w:rPr>
+                <w:sz w:val="24"/>
+                <w:szCs w:val="24"/>
+                <w:lang w:val="en-US"/>
+              </w:rPr>
+              <w:t>ETS</w:t>
+            </w:r>
+          </w:p>
+        </w:tc>
+        <w:tc>
+          <w:tcPr>
+            <w:tcW w:w="5812" w:type="dxa"/>
           </w:tcPr>
           <w:p>
             <w:pPr>
@@ -20491,38 +22611,264 @@
                 <w:ilvl w:val="0"/>
                 <w:numId w:val="20"/>
               </w:numPr>
-              <w:tabs>
-                <w:tab w:val="left" w:pos="180"/>
-              </w:tabs>
-              <w:spacing w:line="240" w:lineRule="auto"/>
-              <w:ind w:left="0" w:firstLine="0"/>
-              <w:rPr>
-                <w:sz w:val="24"/>
-                <w:szCs w:val="24"/>
-              </w:rPr>
-            </w:pPr>
-            <w:r>
-              <w:rPr>
-                <w:sz w:val="20"/>
-                <w:szCs w:val="20"/>
-              </w:rPr>
-              <w:t>…</w:t>
-            </w:r>
-          </w:p>
-        </w:tc>
-        <w:tc>
-          <w:tcPr>
-            <w:tcW w:w="1415" w:type="dxa"/>
-          </w:tcPr>
-          <w:p>
-            <w:pPr>
-              <w:spacing w:line="240" w:lineRule="auto"/>
-              <w:ind w:firstLine="0"/>
-              <w:rPr>
-                <w:sz w:val="24"/>
-                <w:szCs w:val="24"/>
-              </w:rPr>
-            </w:pPr>
+              <w:spacing w:line="240" w:lineRule="auto"/>
+              <w:ind w:left="180" w:hanging="245"/>
+              <w:rPr>
+                <w:sz w:val="20"/>
+                <w:szCs w:val="20"/>
+              </w:rPr>
+            </w:pPr>
+            <w:r>
+              <w:rPr>
+                <w:sz w:val="20"/>
+                <w:szCs w:val="20"/>
+              </w:rPr>
+              <w:lastRenderedPageBreak/>
+              <w:t>Тип: 19"</w:t>
+            </w:r>
+          </w:p>
+          <w:p>
+            <w:pPr>
+              <w:numPr>
+                <w:ilvl w:val="0"/>
+                <w:numId w:val="20"/>
+              </w:numPr>
+              <w:spacing w:line="240" w:lineRule="auto"/>
+              <w:ind w:left="180" w:hanging="245"/>
+              <w:rPr>
+                <w:sz w:val="20"/>
+                <w:szCs w:val="20"/>
+              </w:rPr>
+            </w:pPr>
+            <w:r>
+              <w:rPr>
+                <w:sz w:val="20"/>
+                <w:szCs w:val="20"/>
+              </w:rPr>
+              <w:t xml:space="preserve">Торговая марка: </w:t>
+            </w:r>
+            <w:proofErr w:type="spellStart"/>
+            <w:r>
+              <w:rPr>
+                <w:sz w:val="20"/>
+                <w:szCs w:val="20"/>
+              </w:rPr>
+              <w:t>Netko</w:t>
+            </w:r>
+            <w:proofErr w:type="spellEnd"/>
+          </w:p>
+          <w:p>
+            <w:pPr>
+              <w:numPr>
+                <w:ilvl w:val="0"/>
+                <w:numId w:val="20"/>
+              </w:numPr>
+              <w:spacing w:line="240" w:lineRule="auto"/>
+              <w:ind w:left="180" w:hanging="245"/>
+              <w:rPr>
+                <w:sz w:val="20"/>
+                <w:szCs w:val="20"/>
+              </w:rPr>
+            </w:pPr>
+            <w:r>
+              <w:rPr>
+                <w:sz w:val="20"/>
+                <w:szCs w:val="20"/>
+              </w:rPr>
+              <w:t>Высота в U: 42U</w:t>
+            </w:r>
+          </w:p>
+          <w:p>
+            <w:pPr>
+              <w:numPr>
+                <w:ilvl w:val="0"/>
+                <w:numId w:val="20"/>
+              </w:numPr>
+              <w:spacing w:line="240" w:lineRule="auto"/>
+              <w:ind w:left="180" w:hanging="245"/>
+              <w:rPr>
+                <w:sz w:val="20"/>
+                <w:szCs w:val="20"/>
+              </w:rPr>
+            </w:pPr>
+            <w:r>
+              <w:rPr>
+                <w:sz w:val="20"/>
+                <w:szCs w:val="20"/>
+              </w:rPr>
+              <w:t>Ширина, мм: 600</w:t>
+            </w:r>
+          </w:p>
+          <w:p>
+            <w:pPr>
+              <w:numPr>
+                <w:ilvl w:val="0"/>
+                <w:numId w:val="20"/>
+              </w:numPr>
+              <w:spacing w:line="240" w:lineRule="auto"/>
+              <w:ind w:left="180" w:hanging="245"/>
+              <w:rPr>
+                <w:sz w:val="20"/>
+                <w:szCs w:val="20"/>
+              </w:rPr>
+            </w:pPr>
+            <w:r>
+              <w:rPr>
+                <w:sz w:val="20"/>
+                <w:szCs w:val="20"/>
+              </w:rPr>
+              <w:t>Вес, кг: 67.200</w:t>
+            </w:r>
+          </w:p>
+          <w:p>
+            <w:pPr>
+              <w:numPr>
+                <w:ilvl w:val="0"/>
+                <w:numId w:val="20"/>
+              </w:numPr>
+              <w:spacing w:line="240" w:lineRule="auto"/>
+              <w:ind w:left="180" w:hanging="245"/>
+              <w:rPr>
+                <w:sz w:val="20"/>
+                <w:szCs w:val="20"/>
+              </w:rPr>
+            </w:pPr>
+            <w:r>
+              <w:rPr>
+                <w:sz w:val="20"/>
+                <w:szCs w:val="20"/>
+              </w:rPr>
+              <w:t>Объем, (м3): 0.287</w:t>
+            </w:r>
+          </w:p>
+          <w:p>
+            <w:pPr>
+              <w:numPr>
+                <w:ilvl w:val="0"/>
+                <w:numId w:val="20"/>
+              </w:numPr>
+              <w:spacing w:line="240" w:lineRule="auto"/>
+              <w:ind w:left="180" w:hanging="245"/>
+              <w:rPr>
+                <w:sz w:val="20"/>
+                <w:szCs w:val="20"/>
+              </w:rPr>
+            </w:pPr>
+            <w:r>
+              <w:rPr>
+                <w:sz w:val="20"/>
+                <w:szCs w:val="20"/>
+              </w:rPr>
+              <w:t>Цвет: серый</w:t>
+            </w:r>
+          </w:p>
+          <w:p>
+            <w:pPr>
+              <w:numPr>
+                <w:ilvl w:val="0"/>
+                <w:numId w:val="20"/>
+              </w:numPr>
+              <w:spacing w:line="240" w:lineRule="auto"/>
+              <w:ind w:left="180" w:hanging="245"/>
+              <w:rPr>
+                <w:sz w:val="20"/>
+                <w:szCs w:val="20"/>
+              </w:rPr>
+            </w:pPr>
+            <w:r>
+              <w:rPr>
+                <w:sz w:val="20"/>
+                <w:szCs w:val="20"/>
+              </w:rPr>
+              <w:t>Глубина, мм: 600</w:t>
+            </w:r>
+          </w:p>
+          <w:p>
+            <w:pPr>
+              <w:numPr>
+                <w:ilvl w:val="0"/>
+                <w:numId w:val="20"/>
+              </w:numPr>
+              <w:spacing w:line="240" w:lineRule="auto"/>
+              <w:ind w:left="180" w:hanging="245"/>
+              <w:rPr>
+                <w:sz w:val="20"/>
+                <w:szCs w:val="20"/>
+              </w:rPr>
+            </w:pPr>
+            <w:r>
+              <w:rPr>
+                <w:sz w:val="20"/>
+                <w:szCs w:val="20"/>
+              </w:rPr>
+              <w:t>Серия: Expert</w:t>
+            </w:r>
+          </w:p>
+          <w:p>
+            <w:pPr>
+              <w:numPr>
+                <w:ilvl w:val="0"/>
+                <w:numId w:val="20"/>
+              </w:numPr>
+              <w:spacing w:line="240" w:lineRule="auto"/>
+              <w:ind w:left="180" w:hanging="245"/>
+              <w:rPr>
+                <w:sz w:val="24"/>
+                <w:szCs w:val="24"/>
+              </w:rPr>
+            </w:pPr>
+            <w:proofErr w:type="spellStart"/>
+            <w:r>
+              <w:rPr>
+                <w:sz w:val="20"/>
+                <w:szCs w:val="20"/>
+              </w:rPr>
+              <w:t>Грузоподъемность</w:t>
+            </w:r>
+            <w:proofErr w:type="spellEnd"/>
+            <w:r>
+              <w:rPr>
+                <w:sz w:val="20"/>
+                <w:szCs w:val="20"/>
+              </w:rPr>
+              <w:t>: 800кг</w:t>
+            </w:r>
+          </w:p>
+        </w:tc>
+        <w:tc>
+          <w:tcPr>
+            <w:tcW w:w="1259" w:type="dxa"/>
+          </w:tcPr>
+          <w:p>
+            <w:pPr>
+              <w:spacing w:line="240" w:lineRule="auto"/>
+              <w:ind w:firstLine="0"/>
+              <w:rPr>
+                <w:sz w:val="24"/>
+                <w:szCs w:val="24"/>
+              </w:rPr>
+            </w:pPr>
+            <w:r>
+              <w:rPr>
+                <w:sz w:val="24"/>
+                <w:szCs w:val="24"/>
+              </w:rPr>
+              <w:t>54</w:t>
+            </w:r>
+            <w:r>
+              <w:rPr>
+                <w:sz w:val="24"/>
+                <w:szCs w:val="24"/>
+              </w:rPr>
+              <w:t> </w:t>
+            </w:r>
+            <w:r>
+              <w:rPr>
+                <w:sz w:val="24"/>
+                <w:szCs w:val="24"/>
+              </w:rPr>
+              <w:t>379 ₽</w:t>
+            </w:r>
           </w:p>
         </w:tc>
       </w:tr>
@@ -20536,19 +22882,174 @@
           </w:tcPr>
           <w:p>
             <w:pPr>
-              <w:spacing w:line="240" w:lineRule="auto"/>
-              <w:ind w:firstLine="0"/>
-              <w:rPr>
-                <w:sz w:val="24"/>
-                <w:szCs w:val="24"/>
-              </w:rPr>
-            </w:pPr>
-            <w:r>
-              <w:rPr>
-                <w:sz w:val="24"/>
-                <w:szCs w:val="24"/>
-              </w:rPr>
-              <w:t xml:space="preserve">что </w:t>
+              <w:ind w:firstLine="0"/>
+              <w:rPr>
+                <w:sz w:val="24"/>
+                <w:szCs w:val="24"/>
+                <w:lang w:val="en-US"/>
+              </w:rPr>
+            </w:pPr>
+            <w:r>
+              <w:rPr>
+                <w:sz w:val="24"/>
+                <w:szCs w:val="24"/>
+              </w:rPr>
+              <w:lastRenderedPageBreak/>
+              <w:t>ЦМО</w:t>
+            </w:r>
+          </w:p>
+        </w:tc>
+        <w:tc>
+          <w:tcPr>
+            <w:tcW w:w="1701" w:type="dxa"/>
+          </w:tcPr>
+          <w:p>
+            <w:pPr>
+              <w:spacing w:line="240" w:lineRule="auto"/>
+              <w:ind w:firstLine="0"/>
+              <w:rPr>
+                <w:sz w:val="24"/>
+                <w:szCs w:val="24"/>
+              </w:rPr>
+            </w:pPr>
+            <w:r>
+              <w:t>ШТК-М-18.6.8-3ААА 18U</w:t>
+            </w:r>
+          </w:p>
+        </w:tc>
+        <w:tc>
+          <w:tcPr>
+            <w:tcW w:w="2268" w:type="dxa"/>
+          </w:tcPr>
+          <w:p>
+            <w:pPr>
+              <w:spacing w:line="240" w:lineRule="auto"/>
+              <w:ind w:firstLine="0"/>
+              <w:rPr>
+                <w:sz w:val="24"/>
+                <w:szCs w:val="24"/>
+                <w:lang w:val="en-US"/>
+              </w:rPr>
+            </w:pPr>
+            <w:r>
+              <w:rPr>
+                <w:noProof/>
+              </w:rPr>
+              <w:drawing>
+                <wp:inline distT="0" distB="0" distL="0" distR="0" wp14:anchorId="61493DC0" wp14:editId="26A1280C">
+                  <wp:extent cx="1303020" cy="1736090"/>
+                  <wp:effectExtent l="0" t="0" r="0" b="0"/>
+                  <wp:docPr id="22" name="Рисунок 22" descr="Шкаф напольный ЦМО ШТК-М-18.6.8-3ААА 18U, 600x800 мм, Сплошная металл передняя дверь, Серый"/>
+                  <wp:cNvGraphicFramePr>
+                    <a:graphicFrameLocks xmlns:a="http://schemas.openxmlformats.org/drawingml/2006/main" noChangeAspect="1"/>
+                  </wp:cNvGraphicFramePr>
+                  <a:graphic xmlns:a="http://schemas.openxmlformats.org/drawingml/2006/main">
+                    <a:graphicData uri="http://schemas.openxmlformats.org/drawingml/2006/picture">
+                      <pic:pic xmlns:pic="http://schemas.openxmlformats.org/drawingml/2006/picture">
+                        <pic:nvPicPr>
+                          <pic:cNvPr id="0" name="Picture 11" descr="Шкаф напольный ЦМО ШТК-М-18.6.8-3ААА 18U, 600x800 мм, Сплошная металл передняя дверь, Серый"/>
+                          <pic:cNvPicPr>
+                            <a:picLocks noChangeAspect="1" noChangeArrowheads="1"/>
+                          </pic:cNvPicPr>
+                        </pic:nvPicPr>
+                        <pic:blipFill>
+                          <a:blip r:embed="rId58" cstate="print">
+                            <a:extLst>
+                              <a:ext uri="{28A0092B-C50C-407E-A947-70E740481C1C}">
+                                <a14:useLocalDpi xmlns:a14="http://schemas.microsoft.com/office/drawing/2010/main" val="0"/>
+                              </a:ext>
+                            </a:extLst>
+                          </a:blip>
+                          <a:srcRect/>
+                          <a:stretch>
+                            <a:fillRect/>
+                          </a:stretch>
+                        </pic:blipFill>
+                        <pic:spPr bwMode="auto">
+                          <a:xfrm>
+                            <a:off x="0" y="0"/>
+                            <a:ext cx="1303020" cy="1736090"/>
+                          </a:xfrm>
+                          <a:prstGeom prst="rect">
+                            <a:avLst/>
+                          </a:prstGeom>
+                          <a:noFill/>
+                          <a:ln>
+                            <a:noFill/>
+                          </a:ln>
+                        </pic:spPr>
+                      </pic:pic>
+                    </a:graphicData>
+                  </a:graphic>
+                </wp:inline>
+              </w:drawing>
+            </w:r>
+          </w:p>
+          <w:p>
+            <w:pPr>
+              <w:spacing w:line="240" w:lineRule="auto"/>
+              <w:ind w:firstLine="0"/>
+              <w:rPr>
+                <w:sz w:val="24"/>
+                <w:szCs w:val="24"/>
+                <w:lang w:val="en-US"/>
+              </w:rPr>
+            </w:pPr>
+            <w:hyperlink r:id="rId59" w:history="1">
+              <w:r>
+                <w:rPr>
+                  <w:rStyle w:val="aa"/>
+                  <w:sz w:val="24"/>
+                  <w:szCs w:val="24"/>
+                  <w:lang w:val="en-US"/>
+                </w:rPr>
+                <w:t>https://market.yandex.ru/card/shkaf-napolnyy-tsmo-shtk-m-1868-3aaa-18u-600x800-mm-sploshnaya-metall-perednyaya-dver-seryy/5073589622</w:t>
+              </w:r>
+            </w:hyperlink>
+            <w:r>
+              <w:rPr>
+                <w:sz w:val="24"/>
+                <w:szCs w:val="24"/>
+                <w:lang w:val="en-US"/>
+              </w:rPr>
+              <w:t xml:space="preserve"> </w:t>
+            </w:r>
+          </w:p>
+        </w:tc>
+        <w:tc>
+          <w:tcPr>
+            <w:tcW w:w="2977" w:type="dxa"/>
+          </w:tcPr>
+          <w:p>
+            <w:pPr>
+              <w:spacing w:line="240" w:lineRule="auto"/>
+              <w:ind w:firstLine="0"/>
+              <w:rPr>
+                <w:sz w:val="24"/>
+                <w:szCs w:val="24"/>
+              </w:rPr>
+            </w:pPr>
+            <w:r>
+              <w:rPr>
+                <w:sz w:val="24"/>
+                <w:szCs w:val="24"/>
+              </w:rPr>
+              <w:lastRenderedPageBreak/>
+              <w:t>предназначен для размещения телекоммуникационного оборудования</w:t>
+            </w:r>
+            <w:r>
+              <w:rPr>
+                <w:sz w:val="24"/>
+                <w:szCs w:val="24"/>
+              </w:rPr>
+              <w:t xml:space="preserve">. </w:t>
+            </w:r>
+            <w:r>
+              <w:rPr>
+                <w:sz w:val="24"/>
+                <w:szCs w:val="24"/>
+              </w:rPr>
+              <w:t xml:space="preserve">Класс защиты IP20 гарантирует защиту оборудования от попадания </w:t>
             </w:r>
             <w:proofErr w:type="spellStart"/>
             <w:r>
@@ -20556,7 +23057,7 @@
                 <w:sz w:val="24"/>
                 <w:szCs w:val="24"/>
               </w:rPr>
-              <w:t>нибудь</w:t>
+              <w:t>твердых</w:t>
             </w:r>
             <w:proofErr w:type="spellEnd"/>
             <w:r>
@@ -20564,70 +23065,21 @@
                 <w:sz w:val="24"/>
                 <w:szCs w:val="24"/>
               </w:rPr>
-              <w:t xml:space="preserve"> русское?</w:t>
-            </w:r>
-          </w:p>
-        </w:tc>
-        <w:tc>
-          <w:tcPr>
-            <w:tcW w:w="1701" w:type="dxa"/>
-          </w:tcPr>
-          <w:p>
-            <w:pPr>
-              <w:spacing w:line="240" w:lineRule="auto"/>
-              <w:ind w:firstLine="0"/>
-              <w:rPr>
-                <w:sz w:val="24"/>
-                <w:szCs w:val="24"/>
-              </w:rPr>
-            </w:pPr>
-            <w:r>
-              <w:t xml:space="preserve">Huawei FusionModule800 — </w:t>
-            </w:r>
-            <w:r>
-              <w:rPr>
-                <w:rFonts w:ascii="Segoe UI Emoji" w:hAnsi="Segoe UI Emoji" w:cs="Segoe UI Emoji"/>
-              </w:rPr>
-              <w:t>🛒</w:t>
-            </w:r>
-            <w:r>
-              <w:t xml:space="preserve"> Перейти</w:t>
-            </w:r>
-          </w:p>
-        </w:tc>
-        <w:tc>
-          <w:tcPr>
-            <w:tcW w:w="2268" w:type="dxa"/>
-          </w:tcPr>
-          <w:p>
-            <w:pPr>
-              <w:spacing w:line="240" w:lineRule="auto"/>
-              <w:ind w:firstLine="0"/>
-              <w:rPr>
-                <w:sz w:val="24"/>
-                <w:szCs w:val="24"/>
-              </w:rPr>
-            </w:pPr>
-          </w:p>
-        </w:tc>
-        <w:tc>
-          <w:tcPr>
-            <w:tcW w:w="2977" w:type="dxa"/>
-          </w:tcPr>
-          <w:p>
-            <w:pPr>
-              <w:spacing w:line="240" w:lineRule="auto"/>
-              <w:ind w:firstLine="0"/>
-              <w:rPr>
-                <w:sz w:val="24"/>
-                <w:szCs w:val="24"/>
-              </w:rPr>
-            </w:pPr>
-          </w:p>
-        </w:tc>
-        <w:tc>
-          <w:tcPr>
-            <w:tcW w:w="5656" w:type="dxa"/>
+              <w:t xml:space="preserve"> предметов диаметром более 12,5 мм и от воздействия воды, </w:t>
+            </w:r>
+            <w:r>
+              <w:rPr>
+                <w:sz w:val="24"/>
+                <w:szCs w:val="24"/>
+              </w:rPr>
+              <w:lastRenderedPageBreak/>
+              <w:t>падающей в виде дождя под углом более 60 градусов.</w:t>
+            </w:r>
+          </w:p>
+        </w:tc>
+        <w:tc>
+          <w:tcPr>
+            <w:tcW w:w="5812" w:type="dxa"/>
           </w:tcPr>
           <w:p>
             <w:pPr>
@@ -20635,38 +23087,383 @@
                 <w:ilvl w:val="0"/>
                 <w:numId w:val="20"/>
               </w:numPr>
-              <w:tabs>
-                <w:tab w:val="left" w:pos="180"/>
-              </w:tabs>
-              <w:spacing w:line="240" w:lineRule="auto"/>
-              <w:ind w:left="0" w:firstLine="0"/>
-              <w:rPr>
-                <w:sz w:val="24"/>
-                <w:szCs w:val="24"/>
-              </w:rPr>
-            </w:pPr>
-            <w:r>
-              <w:rPr>
-                <w:sz w:val="20"/>
-                <w:szCs w:val="20"/>
-              </w:rPr>
-              <w:t>…</w:t>
-            </w:r>
-          </w:p>
-        </w:tc>
-        <w:tc>
-          <w:tcPr>
-            <w:tcW w:w="1415" w:type="dxa"/>
-          </w:tcPr>
-          <w:p>
-            <w:pPr>
-              <w:spacing w:line="240" w:lineRule="auto"/>
-              <w:ind w:firstLine="0"/>
-              <w:rPr>
-                <w:sz w:val="24"/>
-                <w:szCs w:val="24"/>
-              </w:rPr>
-            </w:pPr>
+              <w:spacing w:line="240" w:lineRule="auto"/>
+              <w:ind w:left="321" w:hanging="245"/>
+              <w:rPr>
+                <w:sz w:val="20"/>
+                <w:szCs w:val="20"/>
+              </w:rPr>
+            </w:pPr>
+            <w:r>
+              <w:rPr>
+                <w:sz w:val="20"/>
+                <w:szCs w:val="20"/>
+              </w:rPr>
+              <w:lastRenderedPageBreak/>
+              <w:t>Высота в юнитах</w:t>
+            </w:r>
+            <w:r>
+              <w:rPr>
+                <w:sz w:val="20"/>
+                <w:szCs w:val="20"/>
+                <w:lang w:val="en-US"/>
+              </w:rPr>
+              <w:t xml:space="preserve"> -</w:t>
+            </w:r>
+            <w:r>
+              <w:rPr>
+                <w:sz w:val="20"/>
+                <w:szCs w:val="20"/>
+              </w:rPr>
+              <w:t>18 U</w:t>
+            </w:r>
+          </w:p>
+          <w:p>
+            <w:pPr>
+              <w:numPr>
+                <w:ilvl w:val="0"/>
+                <w:numId w:val="20"/>
+              </w:numPr>
+              <w:spacing w:line="240" w:lineRule="auto"/>
+              <w:ind w:left="321" w:hanging="245"/>
+              <w:rPr>
+                <w:sz w:val="20"/>
+                <w:szCs w:val="20"/>
+              </w:rPr>
+            </w:pPr>
+            <w:r>
+              <w:rPr>
+                <w:sz w:val="20"/>
+                <w:szCs w:val="20"/>
+              </w:rPr>
+              <w:t>Максимальная нагрузка</w:t>
+            </w:r>
+            <w:r>
+              <w:rPr>
+                <w:sz w:val="20"/>
+                <w:szCs w:val="20"/>
+                <w:lang w:val="en-US"/>
+              </w:rPr>
+              <w:t xml:space="preserve"> - </w:t>
+            </w:r>
+            <w:r>
+              <w:rPr>
+                <w:sz w:val="20"/>
+                <w:szCs w:val="20"/>
+              </w:rPr>
+              <w:t>420 кг</w:t>
+            </w:r>
+          </w:p>
+          <w:p>
+            <w:pPr>
+              <w:numPr>
+                <w:ilvl w:val="0"/>
+                <w:numId w:val="20"/>
+              </w:numPr>
+              <w:spacing w:line="240" w:lineRule="auto"/>
+              <w:ind w:left="321" w:hanging="245"/>
+              <w:rPr>
+                <w:sz w:val="20"/>
+                <w:szCs w:val="20"/>
+              </w:rPr>
+            </w:pPr>
+            <w:r>
+              <w:rPr>
+                <w:sz w:val="20"/>
+                <w:szCs w:val="20"/>
+              </w:rPr>
+              <w:t>Монтаж</w:t>
+            </w:r>
+            <w:r>
+              <w:rPr>
+                <w:sz w:val="20"/>
+                <w:szCs w:val="20"/>
+                <w:lang w:val="en-US"/>
+              </w:rPr>
+              <w:t xml:space="preserve"> - </w:t>
+            </w:r>
+            <w:r>
+              <w:rPr>
+                <w:sz w:val="20"/>
+                <w:szCs w:val="20"/>
+              </w:rPr>
+              <w:t>напольный</w:t>
+            </w:r>
+          </w:p>
+          <w:p>
+            <w:pPr>
+              <w:numPr>
+                <w:ilvl w:val="0"/>
+                <w:numId w:val="20"/>
+              </w:numPr>
+              <w:spacing w:line="240" w:lineRule="auto"/>
+              <w:ind w:left="321" w:hanging="245"/>
+              <w:rPr>
+                <w:sz w:val="20"/>
+                <w:szCs w:val="20"/>
+              </w:rPr>
+            </w:pPr>
+            <w:r>
+              <w:rPr>
+                <w:sz w:val="20"/>
+                <w:szCs w:val="20"/>
+              </w:rPr>
+              <w:t>Комплектация</w:t>
+            </w:r>
+            <w:r>
+              <w:rPr>
+                <w:sz w:val="20"/>
+                <w:szCs w:val="20"/>
+                <w:lang w:val="en-US"/>
+              </w:rPr>
+              <w:t xml:space="preserve"> </w:t>
+            </w:r>
+            <w:r>
+              <w:rPr>
+                <w:sz w:val="20"/>
+                <w:szCs w:val="20"/>
+                <w:lang w:val="en-US"/>
+              </w:rPr>
+              <w:t xml:space="preserve">- </w:t>
+            </w:r>
+            <w:r>
+              <w:rPr>
+                <w:sz w:val="20"/>
+                <w:szCs w:val="20"/>
+              </w:rPr>
+              <w:t>Шкаф</w:t>
+            </w:r>
+          </w:p>
+          <w:p>
+            <w:pPr>
+              <w:numPr>
+                <w:ilvl w:val="0"/>
+                <w:numId w:val="20"/>
+              </w:numPr>
+              <w:spacing w:line="240" w:lineRule="auto"/>
+              <w:ind w:left="321" w:hanging="245"/>
+              <w:rPr>
+                <w:sz w:val="20"/>
+                <w:szCs w:val="20"/>
+              </w:rPr>
+            </w:pPr>
+            <w:r>
+              <w:rPr>
+                <w:sz w:val="20"/>
+                <w:szCs w:val="20"/>
+              </w:rPr>
+              <w:t>Класс защиты (IP)</w:t>
+            </w:r>
+            <w:r>
+              <w:rPr>
+                <w:sz w:val="20"/>
+                <w:szCs w:val="20"/>
+                <w:lang w:val="en-US"/>
+              </w:rPr>
+              <w:t xml:space="preserve"> - </w:t>
+            </w:r>
+            <w:r>
+              <w:rPr>
+                <w:sz w:val="20"/>
+                <w:szCs w:val="20"/>
+              </w:rPr>
+              <w:t>IP20</w:t>
+            </w:r>
+          </w:p>
+          <w:p>
+            <w:pPr>
+              <w:numPr>
+                <w:ilvl w:val="0"/>
+                <w:numId w:val="20"/>
+              </w:numPr>
+              <w:spacing w:line="240" w:lineRule="auto"/>
+              <w:ind w:left="321" w:hanging="245"/>
+              <w:rPr>
+                <w:sz w:val="20"/>
+                <w:szCs w:val="20"/>
+              </w:rPr>
+            </w:pPr>
+            <w:r>
+              <w:rPr>
+                <w:sz w:val="20"/>
+                <w:szCs w:val="20"/>
+              </w:rPr>
+              <w:t>Ширина</w:t>
+            </w:r>
+            <w:r>
+              <w:rPr>
+                <w:sz w:val="20"/>
+                <w:szCs w:val="20"/>
+                <w:lang w:val="en-US"/>
+              </w:rPr>
+              <w:t xml:space="preserve"> - </w:t>
+            </w:r>
+            <w:r>
+              <w:rPr>
+                <w:sz w:val="20"/>
+                <w:szCs w:val="20"/>
+              </w:rPr>
+              <w:t>600 мм</w:t>
+            </w:r>
+          </w:p>
+          <w:p>
+            <w:pPr>
+              <w:numPr>
+                <w:ilvl w:val="0"/>
+                <w:numId w:val="20"/>
+              </w:numPr>
+              <w:spacing w:line="240" w:lineRule="auto"/>
+              <w:ind w:left="321" w:hanging="245"/>
+              <w:rPr>
+                <w:sz w:val="20"/>
+                <w:szCs w:val="20"/>
+              </w:rPr>
+            </w:pPr>
+            <w:r>
+              <w:rPr>
+                <w:sz w:val="20"/>
+                <w:szCs w:val="20"/>
+              </w:rPr>
+              <w:t>Высота</w:t>
+            </w:r>
+            <w:r>
+              <w:rPr>
+                <w:sz w:val="20"/>
+                <w:szCs w:val="20"/>
+                <w:lang w:val="en-US"/>
+              </w:rPr>
+              <w:t xml:space="preserve"> - </w:t>
+            </w:r>
+            <w:r>
+              <w:rPr>
+                <w:sz w:val="20"/>
+                <w:szCs w:val="20"/>
+              </w:rPr>
+              <w:t>960 мм</w:t>
+            </w:r>
+          </w:p>
+          <w:p>
+            <w:pPr>
+              <w:numPr>
+                <w:ilvl w:val="0"/>
+                <w:numId w:val="20"/>
+              </w:numPr>
+              <w:spacing w:line="240" w:lineRule="auto"/>
+              <w:ind w:left="321" w:hanging="245"/>
+              <w:rPr>
+                <w:sz w:val="20"/>
+                <w:szCs w:val="20"/>
+              </w:rPr>
+            </w:pPr>
+            <w:r>
+              <w:rPr>
+                <w:sz w:val="20"/>
+                <w:szCs w:val="20"/>
+              </w:rPr>
+              <w:t>Глубина</w:t>
+            </w:r>
+            <w:r>
+              <w:rPr>
+                <w:sz w:val="20"/>
+                <w:szCs w:val="20"/>
+                <w:lang w:val="en-US"/>
+              </w:rPr>
+              <w:t xml:space="preserve"> - </w:t>
+            </w:r>
+            <w:r>
+              <w:rPr>
+                <w:sz w:val="20"/>
+                <w:szCs w:val="20"/>
+              </w:rPr>
+              <w:t>800 мм</w:t>
+            </w:r>
+          </w:p>
+          <w:p>
+            <w:pPr>
+              <w:numPr>
+                <w:ilvl w:val="0"/>
+                <w:numId w:val="20"/>
+              </w:numPr>
+              <w:spacing w:line="240" w:lineRule="auto"/>
+              <w:ind w:left="321" w:hanging="245"/>
+              <w:rPr>
+                <w:sz w:val="24"/>
+                <w:szCs w:val="24"/>
+              </w:rPr>
+            </w:pPr>
+            <w:r>
+              <w:rPr>
+                <w:sz w:val="20"/>
+                <w:szCs w:val="20"/>
+              </w:rPr>
+              <w:t>Дополнительная информация</w:t>
+            </w:r>
+            <w:r>
+              <w:rPr>
+                <w:sz w:val="20"/>
+                <w:szCs w:val="20"/>
+              </w:rPr>
+              <w:t xml:space="preserve"> - </w:t>
+            </w:r>
+            <w:r>
+              <w:rPr>
+                <w:sz w:val="20"/>
+                <w:szCs w:val="20"/>
+              </w:rPr>
+              <w:t>Полезная глубина: 655 мм</w:t>
+            </w:r>
+          </w:p>
+        </w:tc>
+        <w:tc>
+          <w:tcPr>
+            <w:tcW w:w="1259" w:type="dxa"/>
+          </w:tcPr>
+          <w:p>
+            <w:pPr>
+              <w:spacing w:line="240" w:lineRule="auto"/>
+              <w:ind w:firstLine="0"/>
+              <w:rPr>
+                <w:sz w:val="24"/>
+                <w:szCs w:val="24"/>
+              </w:rPr>
+            </w:pPr>
+            <w:r>
+              <w:rPr>
+                <w:sz w:val="24"/>
+                <w:szCs w:val="24"/>
+              </w:rPr>
+              <w:t>40</w:t>
+            </w:r>
+            <w:r>
+              <w:rPr>
+                <w:sz w:val="24"/>
+                <w:szCs w:val="24"/>
+                <w:lang w:val="en-US"/>
+              </w:rPr>
+              <w:t> </w:t>
+            </w:r>
+            <w:r>
+              <w:rPr>
+                <w:sz w:val="24"/>
+                <w:szCs w:val="24"/>
+              </w:rPr>
+              <w:t>825</w:t>
+            </w:r>
+            <w:r>
+              <w:rPr>
+                <w:sz w:val="24"/>
+                <w:szCs w:val="24"/>
+                <w:lang w:val="en-US"/>
+              </w:rPr>
+              <w:t xml:space="preserve"> </w:t>
+            </w:r>
+            <w:r>
+              <w:rPr>
+                <w:sz w:val="24"/>
+                <w:szCs w:val="24"/>
+              </w:rPr>
+              <w:t>₽</w:t>
+            </w:r>
           </w:p>
         </w:tc>
       </w:tr>
@@ -20703,17 +23500,55 @@
               </w:rPr>
             </w:pPr>
             <w:r>
-              <w:t xml:space="preserve">ЦМО (РФ) ШТК-М (Напольный) — </w:t>
-            </w:r>
-            <w:r>
-              <w:rPr>
-                <w:rFonts w:ascii="Segoe UI Emoji" w:hAnsi="Segoe UI Emoji" w:cs="Segoe UI Emoji"/>
-              </w:rPr>
-              <w:t>🛒</w:t>
-            </w:r>
-            <w:r>
-              <w:t xml:space="preserve"> Перейти</w:t>
-            </w:r>
+              <w:t>APC</w:t>
+            </w:r>
+            <w:r>
+              <w:tab/>
+            </w:r>
+            <w:proofErr w:type="spellStart"/>
+            <w:r>
+              <w:t>APC</w:t>
+            </w:r>
+            <w:proofErr w:type="spellEnd"/>
+            <w:r>
+              <w:t xml:space="preserve"> </w:t>
+            </w:r>
+            <w:proofErr w:type="spellStart"/>
+            <w:r>
+              <w:t>NetShelter</w:t>
+            </w:r>
+            <w:proofErr w:type="spellEnd"/>
+            <w:r>
+              <w:t xml:space="preserve"> SX 42U</w:t>
+            </w:r>
+            <w:r>
+              <w:tab/>
+              <w:t>https://apc.com/example</w:t>
+            </w:r>
+            <w:r>
+              <w:tab/>
+              <w:t>Премиум шкаф 42U</w:t>
+            </w:r>
+            <w:r>
+              <w:tab/>
+            </w:r>
+            <w:proofErr w:type="spellStart"/>
+            <w:r>
+              <w:t>42U</w:t>
+            </w:r>
+            <w:proofErr w:type="spellEnd"/>
+            <w:r>
+              <w:t>; 600x1070 мм; до 1360 кг</w:t>
+            </w:r>
+            <w:r>
+              <w:tab/>
+              <w:t xml:space="preserve">≈150000 </w:t>
+            </w:r>
+            <w:proofErr w:type="spellStart"/>
+            <w:r>
+              <w:t>руб</w:t>
+            </w:r>
+            <w:proofErr w:type="spellEnd"/>
           </w:p>
         </w:tc>
         <w:tc>
@@ -20748,7 +23583,7 @@
         </w:tc>
         <w:tc>
           <w:tcPr>
-            <w:tcW w:w="5656" w:type="dxa"/>
+            <w:tcW w:w="5812" w:type="dxa"/>
           </w:tcPr>
           <w:p>
             <w:pPr>
@@ -20777,7 +23612,7 @@
         </w:tc>
         <w:tc>
           <w:tcPr>
-            <w:tcW w:w="1415" w:type="dxa"/>
+            <w:tcW w:w="1259" w:type="dxa"/>
           </w:tcPr>
           <w:p>
             <w:pPr>
@@ -20821,20 +23656,109 @@
               <w:rPr>
                 <w:sz w:val="24"/>
                 <w:szCs w:val="24"/>
-              </w:rPr>
-            </w:pPr>
-            <w:r>
-              <w:t xml:space="preserve">ITK (РФ) Шкаф настенный LINEA N — </w:t>
-            </w:r>
-            <w:r>
-              <w:rPr>
-                <w:rFonts w:ascii="Segoe UI Emoji" w:hAnsi="Segoe UI Emoji" w:cs="Segoe UI Emoji"/>
-              </w:rPr>
-              <w:t>🛒</w:t>
-            </w:r>
-            <w:r>
-              <w:t xml:space="preserve"> Перейти</w:t>
-            </w:r>
+                <w:lang w:val="en-US"/>
+              </w:rPr>
+            </w:pPr>
+            <w:proofErr w:type="spellStart"/>
+            <w:r>
+              <w:rPr>
+                <w:lang w:val="en-US"/>
+              </w:rPr>
+              <w:t>Rittal</w:t>
+            </w:r>
+            <w:proofErr w:type="spellEnd"/>
+            <w:r>
+              <w:rPr>
+                <w:lang w:val="en-US"/>
+              </w:rPr>
+              <w:tab/>
+            </w:r>
+            <w:proofErr w:type="spellStart"/>
+            <w:r>
+              <w:rPr>
+                <w:lang w:val="en-US"/>
+              </w:rPr>
+              <w:t>Rittal</w:t>
+            </w:r>
+            <w:proofErr w:type="spellEnd"/>
+            <w:r>
+              <w:rPr>
+                <w:lang w:val="en-US"/>
+              </w:rPr>
+              <w:t xml:space="preserve"> TS IT 42U</w:t>
+            </w:r>
+            <w:r>
+              <w:rPr>
+                <w:lang w:val="en-US"/>
+              </w:rPr>
+              <w:tab/>
+              <w:t>https://rittal.com/example</w:t>
+            </w:r>
+            <w:r>
+              <w:rPr>
+                <w:lang w:val="en-US"/>
+              </w:rPr>
+              <w:tab/>
+            </w:r>
+            <w:r>
+              <w:t>Промышленный</w:t>
+            </w:r>
+            <w:r>
+              <w:rPr>
+                <w:lang w:val="en-US"/>
+              </w:rPr>
+              <w:t xml:space="preserve"> </w:t>
+            </w:r>
+            <w:r>
+              <w:t>шкаф</w:t>
+            </w:r>
+            <w:r>
+              <w:rPr>
+                <w:lang w:val="en-US"/>
+              </w:rPr>
+              <w:tab/>
+              <w:t xml:space="preserve">42U; </w:t>
+            </w:r>
+            <w:r>
+              <w:rPr>
+                <w:lang w:val="en-US"/>
+              </w:rPr>
+              <w:lastRenderedPageBreak/>
+              <w:t xml:space="preserve">600x1000 </w:t>
+            </w:r>
+            <w:r>
+              <w:t>мм</w:t>
+            </w:r>
+            <w:r>
+              <w:rPr>
+                <w:lang w:val="en-US"/>
+              </w:rPr>
+              <w:t xml:space="preserve">; </w:t>
+            </w:r>
+            <w:r>
+              <w:t>до</w:t>
+            </w:r>
+            <w:r>
+              <w:rPr>
+                <w:lang w:val="en-US"/>
+              </w:rPr>
+              <w:t xml:space="preserve"> 1500 </w:t>
+            </w:r>
+            <w:r>
+              <w:t>кг</w:t>
+            </w:r>
+            <w:r>
+              <w:rPr>
+                <w:lang w:val="en-US"/>
+              </w:rPr>
+              <w:tab/>
+              <w:t xml:space="preserve">≈180000 </w:t>
+            </w:r>
+            <w:proofErr w:type="spellStart"/>
+            <w:r>
+              <w:t>руб</w:t>
+            </w:r>
+            <w:proofErr w:type="spellEnd"/>
           </w:p>
         </w:tc>
         <w:tc>
@@ -20848,6 +23772,7 @@
               <w:rPr>
                 <w:sz w:val="24"/>
                 <w:szCs w:val="24"/>
+                <w:lang w:val="en-US"/>
               </w:rPr>
             </w:pPr>
           </w:p>
@@ -20863,13 +23788,14 @@
               <w:rPr>
                 <w:sz w:val="24"/>
                 <w:szCs w:val="24"/>
-              </w:rPr>
-            </w:pPr>
-          </w:p>
-        </w:tc>
-        <w:tc>
-          <w:tcPr>
-            <w:tcW w:w="5656" w:type="dxa"/>
+                <w:lang w:val="en-US"/>
+              </w:rPr>
+            </w:pPr>
+          </w:p>
+        </w:tc>
+        <w:tc>
+          <w:tcPr>
+            <w:tcW w:w="5812" w:type="dxa"/>
           </w:tcPr>
           <w:p>
             <w:pPr>
@@ -20898,7 +23824,7 @@
         </w:tc>
         <w:tc>
           <w:tcPr>
-            <w:tcW w:w="1415" w:type="dxa"/>
+            <w:tcW w:w="1259" w:type="dxa"/>
           </w:tcPr>
           <w:p>
             <w:pPr>
@@ -20946,21 +23872,41 @@
             </w:pPr>
             <w:proofErr w:type="spellStart"/>
             <w:r>
-              <w:t>Zpas</w:t>
+              <w:t>Hyperline</w:t>
             </w:r>
             <w:proofErr w:type="spellEnd"/>
             <w:r>
-              <w:t xml:space="preserve"> SZBSE — </w:t>
-            </w:r>
-            <w:r>
-              <w:rPr>
-                <w:rFonts w:ascii="Segoe UI Emoji" w:hAnsi="Segoe UI Emoji" w:cs="Segoe UI Emoji"/>
-              </w:rPr>
-              <w:t>🛒</w:t>
-            </w:r>
-            <w:r>
-              <w:t xml:space="preserve"> Перейти</w:t>
-            </w:r>
+              <w:tab/>
+            </w:r>
+            <w:proofErr w:type="spellStart"/>
+            <w:r>
+              <w:t>Hyperline</w:t>
+            </w:r>
+            <w:proofErr w:type="spellEnd"/>
+            <w:r>
+              <w:t xml:space="preserve"> TTR-42U</w:t>
+            </w:r>
+            <w:r>
+              <w:tab/>
+              <w:t>https://hyperline.ru/example</w:t>
+            </w:r>
+            <w:r>
+              <w:tab/>
+              <w:t>Серверная стойка</w:t>
+            </w:r>
+            <w:r>
+              <w:tab/>
+              <w:t>42U; 600x1000 мм; до 900 кг</w:t>
+            </w:r>
+            <w:r>
+              <w:tab/>
+              <w:t xml:space="preserve">≈65000 </w:t>
+            </w:r>
+            <w:proofErr w:type="spellStart"/>
+            <w:r>
+              <w:t>руб</w:t>
+            </w:r>
+            <w:proofErr w:type="spellEnd"/>
           </w:p>
         </w:tc>
         <w:tc>
@@ -20995,7 +23941,7 @@
         </w:tc>
         <w:tc>
           <w:tcPr>
-            <w:tcW w:w="5656" w:type="dxa"/>
+            <w:tcW w:w="5812" w:type="dxa"/>
           </w:tcPr>
           <w:p>
             <w:pPr>
@@ -21024,7 +23970,7 @@
         </w:tc>
         <w:tc>
           <w:tcPr>
-            <w:tcW w:w="1415" w:type="dxa"/>
+            <w:tcW w:w="1259" w:type="dxa"/>
           </w:tcPr>
           <w:p>
             <w:pPr>
@@ -21070,26 +24016,44 @@
                 <w:szCs w:val="24"/>
               </w:rPr>
             </w:pPr>
-            <w:r>
-              <w:t xml:space="preserve">APC </w:t>
-            </w:r>
             <w:proofErr w:type="spellStart"/>
             <w:r>
-              <w:t>NetShelter</w:t>
+              <w:t>Cabeus</w:t>
             </w:r>
             <w:proofErr w:type="spellEnd"/>
             <w:r>
-              <w:t xml:space="preserve"> SX — </w:t>
-            </w:r>
-            <w:r>
-              <w:rPr>
-                <w:rFonts w:ascii="Segoe UI Emoji" w:hAnsi="Segoe UI Emoji" w:cs="Segoe UI Emoji"/>
-              </w:rPr>
-              <w:t>🛒</w:t>
-            </w:r>
-            <w:r>
-              <w:t xml:space="preserve"> Перейти</w:t>
-            </w:r>
+              <w:tab/>
+            </w:r>
+            <w:proofErr w:type="spellStart"/>
+            <w:r>
+              <w:t>Cabeus</w:t>
+            </w:r>
+            <w:proofErr w:type="spellEnd"/>
+            <w:r>
+              <w:t xml:space="preserve"> ND-05 42U</w:t>
+            </w:r>
+            <w:r>
+              <w:tab/>
+              <w:t>https://cabeus.ru/example</w:t>
+            </w:r>
+            <w:r>
+              <w:tab/>
+              <w:t>Напольный шкаф</w:t>
+            </w:r>
+            <w:r>
+              <w:lastRenderedPageBreak/>
+              <w:tab/>
+              <w:t>42U; 600x1000 мм; до 800 кг</w:t>
+            </w:r>
+            <w:r>
+              <w:tab/>
+              <w:t xml:space="preserve">≈60000 </w:t>
+            </w:r>
+            <w:proofErr w:type="spellStart"/>
+            <w:r>
+              <w:t>руб</w:t>
+            </w:r>
+            <w:proofErr w:type="spellEnd"/>
           </w:p>
         </w:tc>
         <w:tc>
@@ -21124,7 +24088,7 @@
         </w:tc>
         <w:tc>
           <w:tcPr>
-            <w:tcW w:w="5656" w:type="dxa"/>
+            <w:tcW w:w="5812" w:type="dxa"/>
           </w:tcPr>
           <w:p>
             <w:pPr>
@@ -21153,7 +24117,7 @@
         </w:tc>
         <w:tc>
           <w:tcPr>
-            <w:tcW w:w="1415" w:type="dxa"/>
+            <w:tcW w:w="1259" w:type="dxa"/>
           </w:tcPr>
           <w:p>
             <w:pPr>
@@ -21200,17 +24164,92 @@
               </w:rPr>
             </w:pPr>
             <w:r>
-              <w:t xml:space="preserve">DKC (РФ/Италия) Net One — </w:t>
-            </w:r>
-            <w:r>
-              <w:rPr>
-                <w:rFonts w:ascii="Segoe UI Emoji" w:hAnsi="Segoe UI Emoji" w:cs="Segoe UI Emoji"/>
-              </w:rPr>
-              <w:t>🛒</w:t>
-            </w:r>
-            <w:r>
-              <w:t xml:space="preserve"> Перейти</w:t>
-            </w:r>
+              <w:rPr>
+                <w:sz w:val="24"/>
+                <w:szCs w:val="24"/>
+              </w:rPr>
+              <w:t>DKC</w:t>
+            </w:r>
+            <w:r>
+              <w:rPr>
+                <w:sz w:val="24"/>
+                <w:szCs w:val="24"/>
+              </w:rPr>
+              <w:tab/>
+            </w:r>
+            <w:proofErr w:type="spellStart"/>
+            <w:r>
+              <w:rPr>
+                <w:sz w:val="24"/>
+                <w:szCs w:val="24"/>
+              </w:rPr>
+              <w:t>DKC</w:t>
+            </w:r>
+            <w:proofErr w:type="spellEnd"/>
+            <w:r>
+              <w:rPr>
+                <w:sz w:val="24"/>
+                <w:szCs w:val="24"/>
+              </w:rPr>
+              <w:t xml:space="preserve"> RAM </w:t>
+            </w:r>
+            <w:proofErr w:type="spellStart"/>
+            <w:r>
+              <w:rPr>
+                <w:sz w:val="24"/>
+                <w:szCs w:val="24"/>
+              </w:rPr>
+              <w:t>telecom</w:t>
+            </w:r>
+            <w:proofErr w:type="spellEnd"/>
+            <w:r>
+              <w:rPr>
+                <w:sz w:val="24"/>
+                <w:szCs w:val="24"/>
+              </w:rPr>
+              <w:t xml:space="preserve"> 42U</w:t>
+            </w:r>
+            <w:r>
+              <w:rPr>
+                <w:sz w:val="24"/>
+                <w:szCs w:val="24"/>
+              </w:rPr>
+              <w:tab/>
+              <w:t>https://dkc.ru/example</w:t>
+            </w:r>
+            <w:r>
+              <w:rPr>
+                <w:sz w:val="24"/>
+                <w:szCs w:val="24"/>
+              </w:rPr>
+              <w:tab/>
+              <w:t>Телеком шкаф</w:t>
+            </w:r>
+            <w:r>
+              <w:rPr>
+                <w:sz w:val="24"/>
+                <w:szCs w:val="24"/>
+              </w:rPr>
+              <w:tab/>
+              <w:t>42U; 600x1000 мм; до 1000 кг</w:t>
+            </w:r>
+            <w:r>
+              <w:rPr>
+                <w:sz w:val="24"/>
+                <w:szCs w:val="24"/>
+              </w:rPr>
+              <w:tab/>
+              <w:t xml:space="preserve">≈90000 </w:t>
+            </w:r>
+            <w:proofErr w:type="spellStart"/>
+            <w:r>
+              <w:rPr>
+                <w:sz w:val="24"/>
+                <w:szCs w:val="24"/>
+              </w:rPr>
+              <w:t>руб</w:t>
+            </w:r>
+            <w:proofErr w:type="spellEnd"/>
           </w:p>
         </w:tc>
         <w:tc>
@@ -21245,7 +24284,7 @@
         </w:tc>
         <w:tc>
           <w:tcPr>
-            <w:tcW w:w="5656" w:type="dxa"/>
+            <w:tcW w:w="5812" w:type="dxa"/>
           </w:tcPr>
           <w:p>
             <w:pPr>
@@ -21274,7 +24313,7 @@
         </w:tc>
         <w:tc>
           <w:tcPr>
-            <w:tcW w:w="1415" w:type="dxa"/>
+            <w:tcW w:w="1259" w:type="dxa"/>
           </w:tcPr>
           <w:p>
             <w:pPr>
@@ -21321,35 +24360,126 @@
                 <w:lang w:val="en-US"/>
               </w:rPr>
             </w:pPr>
+            <w:r>
+              <w:rPr>
+                <w:lang w:val="en-US"/>
+              </w:rPr>
+              <w:t>Schneider Electric</w:t>
+            </w:r>
+            <w:r>
+              <w:rPr>
+                <w:lang w:val="en-US"/>
+              </w:rPr>
+              <w:tab/>
+            </w:r>
             <w:proofErr w:type="spellStart"/>
             <w:r>
               <w:rPr>
                 <w:lang w:val="en-US"/>
               </w:rPr>
-              <w:t>Hyperline</w:t>
+              <w:t>Actassi</w:t>
             </w:r>
             <w:proofErr w:type="spellEnd"/>
             <w:r>
               <w:rPr>
                 <w:lang w:val="en-US"/>
               </w:rPr>
-              <w:t xml:space="preserve"> TTB-4261-AS — </w:t>
-            </w:r>
-            <w:r>
-              <w:rPr>
-                <w:rFonts w:ascii="Segoe UI Emoji" w:hAnsi="Segoe UI Emoji" w:cs="Segoe UI Emoji"/>
-              </w:rPr>
-              <w:t>🛒</w:t>
+              <w:t xml:space="preserve"> 42U</w:t>
             </w:r>
             <w:r>
               <w:rPr>
                 <w:lang w:val="en-US"/>
               </w:rPr>
+              <w:tab/>
+              <w:t>https://se.com/example</w:t>
+            </w:r>
+            <w:r>
+              <w:rPr>
+                <w:lang w:val="en-US"/>
+              </w:rPr>
+              <w:tab/>
+            </w:r>
+            <w:proofErr w:type="spellStart"/>
+            <w:r>
+              <w:rPr>
+                <w:lang w:val="en-US"/>
+              </w:rPr>
+              <w:t>Сетевой</w:t>
+            </w:r>
+            <w:proofErr w:type="spellEnd"/>
+            <w:r>
+              <w:rPr>
+                <w:lang w:val="en-US"/>
+              </w:rPr>
               <w:t xml:space="preserve"> </w:t>
             </w:r>
-            <w:r>
-              <w:t>Перейти</w:t>
-            </w:r>
+            <w:proofErr w:type="spellStart"/>
+            <w:r>
+              <w:rPr>
+                <w:lang w:val="en-US"/>
+              </w:rPr>
+              <w:t>шкаф</w:t>
+            </w:r>
+            <w:proofErr w:type="spellEnd"/>
+            <w:r>
+              <w:rPr>
+                <w:lang w:val="en-US"/>
+              </w:rPr>
+              <w:tab/>
+              <w:t xml:space="preserve">42U; 600x1000 </w:t>
+            </w:r>
+            <w:proofErr w:type="spellStart"/>
+            <w:r>
+              <w:rPr>
+                <w:lang w:val="en-US"/>
+              </w:rPr>
+              <w:t>мм</w:t>
+            </w:r>
+            <w:proofErr w:type="spellEnd"/>
+            <w:r>
+              <w:rPr>
+                <w:lang w:val="en-US"/>
+              </w:rPr>
+              <w:t xml:space="preserve">; </w:t>
+            </w:r>
+            <w:proofErr w:type="spellStart"/>
+            <w:r>
+              <w:rPr>
+                <w:lang w:val="en-US"/>
+              </w:rPr>
+              <w:t>до</w:t>
+            </w:r>
+            <w:proofErr w:type="spellEnd"/>
+            <w:r>
+              <w:rPr>
+                <w:lang w:val="en-US"/>
+              </w:rPr>
+              <w:t xml:space="preserve"> 1200 </w:t>
+            </w:r>
+            <w:proofErr w:type="spellStart"/>
+            <w:r>
+              <w:rPr>
+                <w:lang w:val="en-US"/>
+              </w:rPr>
+              <w:lastRenderedPageBreak/>
+              <w:t>кг</w:t>
+            </w:r>
+            <w:proofErr w:type="spellEnd"/>
+            <w:r>
+              <w:rPr>
+                <w:lang w:val="en-US"/>
+              </w:rPr>
+              <w:tab/>
+              <w:t xml:space="preserve">≈140000 </w:t>
+            </w:r>
+            <w:proofErr w:type="spellStart"/>
+            <w:r>
+              <w:rPr>
+                <w:lang w:val="en-US"/>
+              </w:rPr>
+              <w:t>руб</w:t>
+            </w:r>
+            <w:proofErr w:type="spellEnd"/>
           </w:p>
         </w:tc>
         <w:tc>
@@ -21386,7 +24516,7 @@
         </w:tc>
         <w:tc>
           <w:tcPr>
-            <w:tcW w:w="5656" w:type="dxa"/>
+            <w:tcW w:w="5812" w:type="dxa"/>
           </w:tcPr>
           <w:p>
             <w:pPr>
@@ -21415,7 +24545,7 @@
         </w:tc>
         <w:tc>
           <w:tcPr>
-            <w:tcW w:w="1415" w:type="dxa"/>
+            <w:tcW w:w="1259" w:type="dxa"/>
           </w:tcPr>
           <w:p>
             <w:pPr>
@@ -21948,7 +25078,7 @@
                           </pic:cNvPicPr>
                         </pic:nvPicPr>
                         <pic:blipFill rotWithShape="1">
-                          <a:blip r:embed="rId54" cstate="print">
+                          <a:blip r:embed="rId60" cstate="print">
                             <a:extLst>
                               <a:ext uri="{28A0092B-C50C-407E-A947-70E740481C1C}">
                                 <a14:useLocalDpi xmlns:a14="http://schemas.microsoft.com/office/drawing/2010/main" val="0"/>
@@ -21992,7 +25122,7 @@
                 <w:szCs w:val="24"/>
               </w:rPr>
             </w:pPr>
-            <w:hyperlink r:id="rId55" w:history="1">
+            <w:hyperlink r:id="rId61" w:history="1">
               <w:r>
                 <w:rPr>
                   <w:rStyle w:val="aa"/>
@@ -22475,6 +25605,7 @@
                 <w:sz w:val="24"/>
                 <w:szCs w:val="24"/>
               </w:rPr>
+              <w:lastRenderedPageBreak/>
               <w:t>Cisco</w:t>
             </w:r>
           </w:p>
@@ -22536,7 +25667,7 @@
                           </pic:cNvPicPr>
                         </pic:nvPicPr>
                         <pic:blipFill>
-                          <a:blip r:embed="rId56" cstate="print">
+                          <a:blip r:embed="rId62" cstate="print">
                             <a:extLst>
                               <a:ext uri="{28A0092B-C50C-407E-A947-70E740481C1C}">
                                 <a14:useLocalDpi xmlns:a14="http://schemas.microsoft.com/office/drawing/2010/main" val="0"/>
@@ -22577,7 +25708,7 @@
                 <w:szCs w:val="24"/>
               </w:rPr>
             </w:pPr>
-            <w:hyperlink r:id="rId57" w:history="1">
+            <w:hyperlink r:id="rId63" w:history="1">
               <w:r>
                 <w:rPr>
                   <w:rStyle w:val="aa"/>
@@ -23657,7 +26788,14 @@
               <w:rPr>
                 <w:lang w:val="en-US"/>
               </w:rPr>
-              <w:t xml:space="preserve">Check Point Quantum Spark 1550 — </w:t>
+              <w:t xml:space="preserve">Check Point Quantum </w:t>
+            </w:r>
+            <w:r>
+              <w:rPr>
+                <w:lang w:val="en-US"/>
+              </w:rPr>
+              <w:lastRenderedPageBreak/>
+              <w:t xml:space="preserve">Spark 1550 — </w:t>
             </w:r>
             <w:r>
               <w:rPr>
@@ -24361,7 +27499,7 @@
                           </pic:cNvPicPr>
                         </pic:nvPicPr>
                         <pic:blipFill>
-                          <a:blip r:embed="rId58" cstate="print">
+                          <a:blip r:embed="rId64" cstate="print">
                             <a:extLst>
                               <a:ext uri="{28A0092B-C50C-407E-A947-70E740481C1C}">
                                 <a14:useLocalDpi xmlns:a14="http://schemas.microsoft.com/office/drawing/2010/main" val="0"/>
@@ -24540,7 +27678,7 @@
               </w:rPr>
               <w:pict w14:anchorId="1B5EA3D8">
                 <v:shape id="_x0000_i1027" type="#_x0000_t75" style="width:60pt;height:42.6pt;visibility:visible;mso-wrap-style:square">
-                  <v:imagedata r:id="rId59" o:title=""/>
+                  <v:imagedata r:id="rId65" o:title=""/>
                 </v:shape>
               </w:pict>
             </w:r>
@@ -24721,7 +27859,7 @@
               </w:rPr>
               <w:pict w14:anchorId="49ACF68A">
                 <v:shape id="_x0000_i1028" type="#_x0000_t75" style="width:60pt;height:51.6pt;visibility:visible;mso-wrap-style:square">
-                  <v:imagedata r:id="rId60" o:title=""/>
+                  <v:imagedata r:id="rId66" o:title=""/>
                 </v:shape>
               </w:pict>
             </w:r>
@@ -24871,7 +28009,7 @@
               </w:rPr>
               <w:pict w14:anchorId="1BFD6646">
                 <v:shape id="_x0000_i1029" type="#_x0000_t75" style="width:60pt;height:57pt;visibility:visible;mso-wrap-style:square">
-                  <v:imagedata r:id="rId61" o:title=""/>
+                  <v:imagedata r:id="rId67" o:title=""/>
                 </v:shape>
               </w:pict>
             </w:r>
@@ -24974,6 +28112,7 @@
                 <w:sz w:val="24"/>
                 <w:szCs w:val="24"/>
               </w:rPr>
+              <w:lastRenderedPageBreak/>
               <w:t>Noyafa</w:t>
             </w:r>
             <w:proofErr w:type="spellEnd"/>
@@ -24992,7 +28131,7 @@
                 <w:szCs w:val="24"/>
               </w:rPr>
             </w:pPr>
-            <w:hyperlink r:id="rId62" w:history="1">
+            <w:hyperlink r:id="rId68" w:history="1">
               <w:r>
                 <w:rPr>
                   <w:rStyle w:val="aa"/>
@@ -25042,7 +28181,7 @@
                           </pic:cNvPicPr>
                         </pic:nvPicPr>
                         <pic:blipFill>
-                          <a:blip r:embed="rId63" cstate="print">
+                          <a:blip r:embed="rId69" cstate="print">
                             <a:extLst>
                               <a:ext uri="{28A0092B-C50C-407E-A947-70E740481C1C}">
                                 <a14:useLocalDpi xmlns:a14="http://schemas.microsoft.com/office/drawing/2010/main" val="0"/>
@@ -25174,7 +28313,7 @@
                 <w:szCs w:val="24"/>
               </w:rPr>
             </w:pPr>
-            <w:hyperlink r:id="rId64" w:anchor="downloads" w:history="1">
+            <w:hyperlink r:id="rId70" w:anchor="downloads" w:history="1">
               <w:r>
                 <w:rPr>
                   <w:rStyle w:val="aa"/>
@@ -25224,7 +28363,7 @@
                           </pic:cNvPicPr>
                         </pic:nvPicPr>
                         <pic:blipFill>
-                          <a:blip r:embed="rId65" cstate="print">
+                          <a:blip r:embed="rId71" cstate="print">
                             <a:extLst>
                               <a:ext uri="{28A0092B-C50C-407E-A947-70E740481C1C}">
                                 <a14:useLocalDpi xmlns:a14="http://schemas.microsoft.com/office/drawing/2010/main" val="0"/>
@@ -25358,7 +28497,7 @@
                 <w:szCs w:val="24"/>
               </w:rPr>
             </w:pPr>
-            <w:hyperlink r:id="rId66" w:history="1">
+            <w:hyperlink r:id="rId72" w:history="1">
               <w:r>
                 <w:rPr>
                   <w:rStyle w:val="aa"/>
@@ -25435,7 +28574,7 @@
                           </pic:cNvPicPr>
                         </pic:nvPicPr>
                         <pic:blipFill>
-                          <a:blip r:embed="rId67" cstate="print">
+                          <a:blip r:embed="rId73" cstate="print">
                             <a:extLst>
                               <a:ext uri="{28A0092B-C50C-407E-A947-70E740481C1C}">
                                 <a14:useLocalDpi xmlns:a14="http://schemas.microsoft.com/office/drawing/2010/main" val="0"/>
@@ -26171,7 +29310,7 @@
                 <w:lang w:eastAsia="ru-RU"/>
               </w:rPr>
               <w:drawing>
-                <wp:inline distT="0" distB="0" distL="0" distR="0" wp14:anchorId="6A898BB3" wp14:editId="348D4F0B">
+                <wp:inline distT="0" distB="0" distL="0" distR="0" wp14:anchorId="6A898BB3" wp14:editId="4FF8BE78">
                   <wp:extent cx="1216025" cy="953770"/>
                   <wp:effectExtent l="0" t="0" r="0" b="0"/>
                   <wp:docPr id="8" name="Рисунок 8"/>
@@ -26188,7 +29327,7 @@
                           </pic:cNvPicPr>
                         </pic:nvPicPr>
                         <pic:blipFill>
-                          <a:blip r:embed="rId68" cstate="print">
+                          <a:blip r:embed="rId74" cstate="print">
                             <a:extLst>
                               <a:ext uri="{28A0092B-C50C-407E-A947-70E740481C1C}">
                                 <a14:useLocalDpi xmlns:a14="http://schemas.microsoft.com/office/drawing/2010/main" val="0"/>
@@ -26226,7 +29365,7 @@
                 <w:szCs w:val="24"/>
               </w:rPr>
             </w:pPr>
-            <w:hyperlink r:id="rId69" w:history="1">
+            <w:hyperlink r:id="rId75" w:history="1">
               <w:r>
                 <w:rPr>
                   <w:rStyle w:val="aa"/>
@@ -26879,6 +30018,7 @@
                 <w:sz w:val="20"/>
                 <w:szCs w:val="20"/>
               </w:rPr>
+              <w:lastRenderedPageBreak/>
               <w:t xml:space="preserve">Функции: родительский контроль, </w:t>
             </w:r>
             <w:proofErr w:type="spellStart"/>
@@ -26989,6 +30129,7 @@
                 <w:sz w:val="24"/>
                 <w:szCs w:val="24"/>
               </w:rPr>
+              <w:lastRenderedPageBreak/>
               <w:t>3 690</w:t>
             </w:r>
           </w:p>
@@ -27080,7 +30221,7 @@
                 <w:lang w:eastAsia="ru-RU"/>
               </w:rPr>
               <w:drawing>
-                <wp:inline distT="0" distB="0" distL="0" distR="0" wp14:anchorId="374F67C3" wp14:editId="5BE9D495">
+                <wp:inline distT="0" distB="0" distL="0" distR="0" wp14:anchorId="374F67C3" wp14:editId="2DA28C9A">
                   <wp:extent cx="1104265" cy="1104265"/>
                   <wp:effectExtent l="0" t="0" r="0" b="0"/>
                   <wp:docPr id="272" name="Рисунок 272" descr="tochka_dostupa_Cisco_AIR-LAP1142N-C-K9_USED"/>
@@ -27097,7 +30238,7 @@
                           </pic:cNvPicPr>
                         </pic:nvPicPr>
                         <pic:blipFill>
-                          <a:blip r:embed="rId70" r:link="rId71" cstate="print">
+                          <a:blip r:embed="rId76" r:link="rId77" cstate="print">
                             <a:extLst>
                               <a:ext uri="{28A0092B-C50C-407E-A947-70E740481C1C}">
                                 <a14:useLocalDpi xmlns:a14="http://schemas.microsoft.com/office/drawing/2010/main" val="0"/>
@@ -27138,7 +30279,7 @@
                 <w:szCs w:val="24"/>
               </w:rPr>
             </w:pPr>
-            <w:hyperlink r:id="rId72" w:history="1">
+            <w:hyperlink r:id="rId78" w:history="1">
               <w:r>
                 <w:rPr>
                   <w:rStyle w:val="aa"/>
@@ -28051,7 +31192,7 @@
                           </pic:cNvPicPr>
                         </pic:nvPicPr>
                         <pic:blipFill rotWithShape="1">
-                          <a:blip r:embed="rId73" cstate="print">
+                          <a:blip r:embed="rId79" cstate="print">
                             <a:extLst>
                               <a:ext uri="{28A0092B-C50C-407E-A947-70E740481C1C}">
                                 <a14:useLocalDpi xmlns:a14="http://schemas.microsoft.com/office/drawing/2010/main" val="0"/>
@@ -28095,7 +31236,7 @@
                 <w:szCs w:val="24"/>
               </w:rPr>
             </w:pPr>
-            <w:hyperlink r:id="rId74" w:history="1">
+            <w:hyperlink r:id="rId80" w:history="1">
               <w:r>
                 <w:rPr>
                   <w:rStyle w:val="aa"/>
@@ -28651,7 +31792,7 @@
                           </pic:cNvPicPr>
                         </pic:nvPicPr>
                         <pic:blipFill>
-                          <a:blip r:embed="rId75" cstate="print">
+                          <a:blip r:embed="rId81" cstate="print">
                             <a:extLst>
                               <a:ext uri="{28A0092B-C50C-407E-A947-70E740481C1C}">
                                 <a14:useLocalDpi xmlns:a14="http://schemas.microsoft.com/office/drawing/2010/main" val="0"/>
@@ -28689,7 +31830,7 @@
                 <w:szCs w:val="24"/>
               </w:rPr>
             </w:pPr>
-            <w:hyperlink r:id="rId76" w:history="1">
+            <w:hyperlink r:id="rId82" w:history="1">
               <w:r>
                 <w:rPr>
                   <w:rStyle w:val="aa"/>
@@ -28845,6 +31986,7 @@
                 <w:sz w:val="20"/>
                 <w:szCs w:val="20"/>
               </w:rPr>
+              <w:lastRenderedPageBreak/>
               <w:t>двух-/</w:t>
             </w:r>
             <w:proofErr w:type="spellStart"/>
@@ -29183,6 +32325,7 @@
                 <w:sz w:val="20"/>
                 <w:szCs w:val="20"/>
               </w:rPr>
+              <w:lastRenderedPageBreak/>
               <w:t>Покрытие: до ~460–700 м² (в зависимости от комплекта)</w:t>
             </w:r>
           </w:p>
@@ -29559,6 +32702,7 @@
                 <w:sz w:val="24"/>
                 <w:szCs w:val="24"/>
               </w:rPr>
+              <w:lastRenderedPageBreak/>
               <w:t>21 446</w:t>
             </w:r>
           </w:p>
@@ -29633,7 +32777,7 @@
                 <w:lang w:eastAsia="ru-RU"/>
               </w:rPr>
               <w:drawing>
-                <wp:inline distT="0" distB="0" distL="0" distR="0" wp14:anchorId="3FC7C713" wp14:editId="175CBDCB">
+                <wp:inline distT="0" distB="0" distL="0" distR="0" wp14:anchorId="3FC7C713" wp14:editId="1617E46B">
                   <wp:extent cx="1190625" cy="1190625"/>
                   <wp:effectExtent l="0" t="0" r="0" b="0"/>
                   <wp:docPr id="298" name="Рисунок 298" descr="product main image"/>
@@ -29650,7 +32794,7 @@
                           </pic:cNvPicPr>
                         </pic:nvPicPr>
                         <pic:blipFill>
-                          <a:blip r:embed="rId77" r:link="rId78" cstate="print">
+                          <a:blip r:embed="rId83" r:link="rId84" cstate="print">
                             <a:extLst>
                               <a:ext uri="{28A0092B-C50C-407E-A947-70E740481C1C}">
                                 <a14:useLocalDpi xmlns:a14="http://schemas.microsoft.com/office/drawing/2010/main" val="0"/>
@@ -29691,7 +32835,7 @@
                 <w:szCs w:val="24"/>
               </w:rPr>
             </w:pPr>
-            <w:hyperlink r:id="rId79" w:history="1">
+            <w:hyperlink r:id="rId85" w:history="1">
               <w:r>
                 <w:rPr>
                   <w:rStyle w:val="aa"/>
@@ -30419,6 +33563,7 @@
                 <w:szCs w:val="24"/>
                 <w:lang w:val="en-US"/>
               </w:rPr>
+              <w:lastRenderedPageBreak/>
               <w:t>Cisco</w:t>
             </w:r>
           </w:p>
@@ -30461,6 +33606,15 @@
             </w:r>
             <w:r>
               <w:instrText xml:space="preserve"> INCLUDEPICTURE "https://www.ciscolink-store.ru/files/products/590ad062a5ea7763295533_750.400x350.jpg" \* MERGEFORMATINET </w:instrText>
+            </w:r>
+            <w:r>
+              <w:fldChar w:fldCharType="separate"/>
+            </w:r>
+            <w:r>
+              <w:fldChar w:fldCharType="begin"/>
+            </w:r>
+            <w:r>
+              <w:instrText xml:space="preserve"> INCLUDEPICTURE  "https://www.ciscolink-store.ru/files/products/590ad062a5ea7763295533_750.400x350.jpg" \* MERGEFORMATINET </w:instrText>
             </w:r>
             <w:r>
               <w:fldChar w:fldCharType="separate"/>
@@ -30522,7 +33676,7 @@
             <w:r>
               <w:pict w14:anchorId="14035468">
                 <v:shape id="_x0000_i1030" type="#_x0000_t75" alt="Точка доступа Cisco AIR-AP2802I-R-K9" style="width:57.6pt;height:55.2pt">
-                  <v:imagedata r:id="rId80" r:href="rId81"/>
+                  <v:imagedata r:id="rId86" r:href="rId87"/>
                 </v:shape>
               </w:pict>
             </w:r>
@@ -30547,17 +33701,20 @@
             <w:r>
               <w:fldChar w:fldCharType="end"/>
             </w:r>
-          </w:p>
-          <w:p>
-            <w:pPr>
-              <w:spacing w:line="240" w:lineRule="auto"/>
-              <w:ind w:firstLine="0"/>
-              <w:rPr>
-                <w:sz w:val="24"/>
-                <w:szCs w:val="24"/>
-              </w:rPr>
-            </w:pPr>
-            <w:hyperlink r:id="rId82" w:history="1">
+            <w:r>
+              <w:fldChar w:fldCharType="end"/>
+            </w:r>
+          </w:p>
+          <w:p>
+            <w:pPr>
+              <w:spacing w:line="240" w:lineRule="auto"/>
+              <w:ind w:firstLine="0"/>
+              <w:rPr>
+                <w:sz w:val="24"/>
+                <w:szCs w:val="24"/>
+              </w:rPr>
+            </w:pPr>
+            <w:hyperlink r:id="rId88" w:history="1">
               <w:r>
                 <w:rPr>
                   <w:rStyle w:val="aa"/>
@@ -30610,7 +33767,15 @@
                 <w:sz w:val="20"/>
                 <w:szCs w:val="20"/>
               </w:rPr>
-              <w:t xml:space="preserve"> 2800i: для установки внутри помещений, с внутренними антеннами  </w:t>
+              <w:t xml:space="preserve"> 2800i: для установки внутри помещений, с внутренними </w:t>
+            </w:r>
+            <w:proofErr w:type="gramStart"/>
+            <w:r>
+              <w:rPr>
+                <w:sz w:val="20"/>
+                <w:szCs w:val="20"/>
+              </w:rPr>
+              <w:t xml:space="preserve">антеннами  </w:t>
             </w:r>
             <w:proofErr w:type="spellStart"/>
             <w:r>
@@ -30621,6 +33786,7 @@
               <w:t>двухдиапазонная</w:t>
             </w:r>
             <w:proofErr w:type="spellEnd"/>
+            <w:proofErr w:type="gramEnd"/>
             <w:r>
               <w:rPr>
                 <w:sz w:val="20"/>
@@ -31595,8 +34761,17 @@
                 <w:sz w:val="20"/>
                 <w:szCs w:val="20"/>
               </w:rPr>
-              <w:t>Поддержка DLNA:  Есть</w:t>
-            </w:r>
+              <w:t xml:space="preserve">Поддержка </w:t>
+            </w:r>
+            <w:proofErr w:type="gramStart"/>
+            <w:r>
+              <w:rPr>
+                <w:sz w:val="20"/>
+                <w:szCs w:val="20"/>
+              </w:rPr>
+              <w:t>DLNA:  Есть</w:t>
+            </w:r>
+            <w:proofErr w:type="gramEnd"/>
           </w:p>
           <w:p>
             <w:pPr>
@@ -31668,6 +34843,7 @@
                 <w:sz w:val="20"/>
                 <w:szCs w:val="20"/>
               </w:rPr>
+              <w:lastRenderedPageBreak/>
               <w:t>UPnP</w:t>
             </w:r>
             <w:proofErr w:type="spellEnd"/>
@@ -31720,6 +34896,7 @@
               <w:t>server</w:t>
             </w:r>
             <w:proofErr w:type="spellEnd"/>
+            <w:proofErr w:type="gramStart"/>
             <w:r>
               <w:rPr>
                 <w:sz w:val="20"/>
@@ -31727,6 +34904,7 @@
               </w:rPr>
               <w:t>: Есть</w:t>
             </w:r>
+            <w:proofErr w:type="gramEnd"/>
           </w:p>
         </w:tc>
         <w:tc>
@@ -31747,6 +34925,7 @@
                 <w:sz w:val="24"/>
                 <w:szCs w:val="24"/>
               </w:rPr>
+              <w:lastRenderedPageBreak/>
               <w:t>124 762</w:t>
             </w:r>
           </w:p>
@@ -31837,7 +35016,7 @@
                           </pic:cNvPicPr>
                         </pic:nvPicPr>
                         <pic:blipFill>
-                          <a:blip r:embed="rId83" cstate="print">
+                          <a:blip r:embed="rId89" cstate="print">
                             <a:extLst>
                               <a:ext uri="{28A0092B-C50C-407E-A947-70E740481C1C}">
                                 <a14:useLocalDpi xmlns:a14="http://schemas.microsoft.com/office/drawing/2010/main" val="0"/>
@@ -31875,7 +35054,7 @@
                 <w:szCs w:val="24"/>
               </w:rPr>
             </w:pPr>
-            <w:hyperlink r:id="rId84" w:history="1">
+            <w:hyperlink r:id="rId90" w:history="1">
               <w:r>
                 <w:rPr>
                   <w:rStyle w:val="aa"/>
@@ -32594,7 +35773,7 @@
                           </pic:cNvPicPr>
                         </pic:nvPicPr>
                         <pic:blipFill>
-                          <a:blip r:embed="rId85" cstate="print">
+                          <a:blip r:embed="rId91" cstate="print">
                             <a:extLst>
                               <a:ext uri="{28A0092B-C50C-407E-A947-70E740481C1C}">
                                 <a14:useLocalDpi xmlns:a14="http://schemas.microsoft.com/office/drawing/2010/main" val="0"/>
@@ -32636,7 +35815,7 @@
                 <w:highlight w:val="yellow"/>
               </w:rPr>
             </w:pPr>
-            <w:hyperlink r:id="rId86" w:history="1">
+            <w:hyperlink r:id="rId92" w:history="1">
               <w:r>
                 <w:rPr>
                   <w:rStyle w:val="aa"/>
@@ -32966,8 +36145,9 @@
               <w:rPr>
                 <w:noProof/>
               </w:rPr>
+              <w:lastRenderedPageBreak/>
               <w:drawing>
-                <wp:inline distT="0" distB="0" distL="0" distR="0" wp14:anchorId="1252D555" wp14:editId="34B4CE57">
+                <wp:inline distT="0" distB="0" distL="0" distR="0" wp14:anchorId="1252D555" wp14:editId="588F8CC2">
                   <wp:extent cx="487680" cy="487680"/>
                   <wp:effectExtent l="0" t="0" r="7620" b="0"/>
                   <wp:docPr id="27" name="Рисунок 27"/>
@@ -33096,7 +36276,7 @@
                           </pic:cNvPicPr>
                         </pic:nvPicPr>
                         <pic:blipFill>
-                          <a:blip r:embed="rId87" cstate="print">
+                          <a:blip r:embed="rId93" cstate="print">
                             <a:extLst>
                               <a:ext uri="{28A0092B-C50C-407E-A947-70E740481C1C}">
                                 <a14:useLocalDpi xmlns:a14="http://schemas.microsoft.com/office/drawing/2010/main" val="0"/>
@@ -33139,7 +36319,7 @@
                 <w:lang w:val="en-US"/>
               </w:rPr>
             </w:pPr>
-            <w:hyperlink r:id="rId88" w:history="1">
+            <w:hyperlink r:id="rId94" w:history="1">
               <w:r>
                 <w:rPr>
                   <w:rStyle w:val="aa"/>
@@ -34016,7 +37196,7 @@
                           </pic:cNvPicPr>
                         </pic:nvPicPr>
                         <pic:blipFill>
-                          <a:blip r:embed="rId89" cstate="print">
+                          <a:blip r:embed="rId95" cstate="print">
                             <a:extLst>
                               <a:ext uri="{28A0092B-C50C-407E-A947-70E740481C1C}">
                                 <a14:useLocalDpi xmlns:a14="http://schemas.microsoft.com/office/drawing/2010/main" val="0"/>
@@ -34058,7 +37238,7 @@
                 <w:highlight w:val="yellow"/>
               </w:rPr>
             </w:pPr>
-            <w:hyperlink r:id="rId90" w:history="1">
+            <w:hyperlink r:id="rId96" w:history="1">
               <w:r>
                 <w:rPr>
                   <w:rStyle w:val="aa"/>
@@ -34656,6 +37836,7 @@
                 <w:sz w:val="20"/>
                 <w:szCs w:val="20"/>
               </w:rPr>
+              <w:lastRenderedPageBreak/>
               <w:t>Безопасность: WEP, WPA/WPA2, WPA/WPA2-PSK</w:t>
             </w:r>
           </w:p>
@@ -34895,6 +38076,7 @@
                 <w:sz w:val="24"/>
                 <w:szCs w:val="24"/>
               </w:rPr>
+              <w:lastRenderedPageBreak/>
               <w:t>1 890</w:t>
             </w:r>
           </w:p>
@@ -37471,7 +40653,6 @@
   <w:style w:type="character" w:default="1" w:styleId="a0">
     <w:name w:val="Default Paragraph Font"/>
     <w:uiPriority w:val="1"/>
-    <w:semiHidden/>
     <w:unhideWhenUsed/>
   </w:style>
   <w:style w:type="table" w:default="1" w:styleId="a1">
